--- a/fuentes/123103_CF02_DU.docx
+++ b/fuentes/123103_CF02_DU.docx
@@ -742,7 +742,7 @@
                 <w:noProof/>
                 <w:webHidden/>
               </w:rPr>
-              <w:t>7</w:t>
+              <w:t>8</w:t>
             </w:r>
             <w:r>
               <w:rPr>
@@ -815,7 +815,7 @@
                 <w:noProof/>
                 <w:webHidden/>
               </w:rPr>
-              <w:t>9</w:t>
+              <w:t>10</w:t>
             </w:r>
             <w:r>
               <w:rPr>
@@ -888,7 +888,7 @@
                 <w:noProof/>
                 <w:webHidden/>
               </w:rPr>
-              <w:t>12</w:t>
+              <w:t>13</w:t>
             </w:r>
             <w:r>
               <w:rPr>
@@ -961,7 +961,7 @@
                 <w:noProof/>
                 <w:webHidden/>
               </w:rPr>
-              <w:t>15</w:t>
+              <w:t>16</w:t>
             </w:r>
             <w:r>
               <w:rPr>
@@ -1034,7 +1034,7 @@
                 <w:noProof/>
                 <w:webHidden/>
               </w:rPr>
-              <w:t>19</w:t>
+              <w:t>20</w:t>
             </w:r>
             <w:r>
               <w:rPr>
@@ -1107,7 +1107,7 @@
                 <w:noProof/>
                 <w:webHidden/>
               </w:rPr>
-              <w:t>20</w:t>
+              <w:t>21</w:t>
             </w:r>
             <w:r>
               <w:rPr>
@@ -1180,7 +1180,7 @@
                 <w:noProof/>
                 <w:webHidden/>
               </w:rPr>
-              <w:t>22</w:t>
+              <w:t>23</w:t>
             </w:r>
             <w:r>
               <w:rPr>
@@ -1253,7 +1253,7 @@
                 <w:noProof/>
                 <w:webHidden/>
               </w:rPr>
-              <w:t>24</w:t>
+              <w:t>25</w:t>
             </w:r>
             <w:r>
               <w:rPr>
@@ -1326,7 +1326,7 @@
                 <w:noProof/>
                 <w:webHidden/>
               </w:rPr>
-              <w:t>26</w:t>
+              <w:t>27</w:t>
             </w:r>
             <w:r>
               <w:rPr>
@@ -1399,7 +1399,7 @@
                 <w:noProof/>
                 <w:webHidden/>
               </w:rPr>
-              <w:t>36</w:t>
+              <w:t>37</w:t>
             </w:r>
             <w:r>
               <w:rPr>
@@ -1472,7 +1472,7 @@
                 <w:noProof/>
                 <w:webHidden/>
               </w:rPr>
-              <w:t>37</w:t>
+              <w:t>38</w:t>
             </w:r>
             <w:r>
               <w:rPr>
@@ -1545,7 +1545,7 @@
                 <w:noProof/>
                 <w:webHidden/>
               </w:rPr>
-              <w:t>39</w:t>
+              <w:t>40</w:t>
             </w:r>
             <w:r>
               <w:rPr>
@@ -1618,7 +1618,7 @@
                 <w:noProof/>
                 <w:webHidden/>
               </w:rPr>
-              <w:t>40</w:t>
+              <w:t>41</w:t>
             </w:r>
             <w:r>
               <w:rPr>
@@ -1691,7 +1691,7 @@
                 <w:noProof/>
                 <w:webHidden/>
               </w:rPr>
-              <w:t>43</w:t>
+              <w:t>44</w:t>
             </w:r>
             <w:r>
               <w:rPr>
@@ -1764,7 +1764,7 @@
                 <w:noProof/>
                 <w:webHidden/>
               </w:rPr>
-              <w:t>44</w:t>
+              <w:t>45</w:t>
             </w:r>
             <w:r>
               <w:rPr>
@@ -1837,7 +1837,7 @@
                 <w:noProof/>
                 <w:webHidden/>
               </w:rPr>
-              <w:t>47</w:t>
+              <w:t>48</w:t>
             </w:r>
             <w:r>
               <w:rPr>
@@ -1910,7 +1910,7 @@
                 <w:noProof/>
                 <w:webHidden/>
               </w:rPr>
-              <w:t>48</w:t>
+              <w:t>49</w:t>
             </w:r>
             <w:r>
               <w:rPr>
@@ -1983,7 +1983,7 @@
                 <w:noProof/>
                 <w:webHidden/>
               </w:rPr>
-              <w:t>52</w:t>
+              <w:t>53</w:t>
             </w:r>
             <w:r>
               <w:rPr>
@@ -2056,7 +2056,7 @@
                 <w:noProof/>
                 <w:webHidden/>
               </w:rPr>
-              <w:t>55</w:t>
+              <w:t>56</w:t>
             </w:r>
             <w:r>
               <w:rPr>
@@ -2129,7 +2129,7 @@
                 <w:noProof/>
                 <w:webHidden/>
               </w:rPr>
-              <w:t>58</w:t>
+              <w:t>59</w:t>
             </w:r>
             <w:r>
               <w:rPr>
@@ -2202,7 +2202,7 @@
                 <w:noProof/>
                 <w:webHidden/>
               </w:rPr>
-              <w:t>63</w:t>
+              <w:t>64</w:t>
             </w:r>
             <w:r>
               <w:rPr>
@@ -2275,7 +2275,7 @@
                 <w:noProof/>
                 <w:webHidden/>
               </w:rPr>
-              <w:t>74</w:t>
+              <w:t>75</w:t>
             </w:r>
             <w:r>
               <w:rPr>
@@ -2348,7 +2348,7 @@
                 <w:noProof/>
                 <w:webHidden/>
               </w:rPr>
-              <w:t>75</w:t>
+              <w:t>76</w:t>
             </w:r>
             <w:r>
               <w:rPr>
@@ -2421,7 +2421,7 @@
                 <w:noProof/>
                 <w:webHidden/>
               </w:rPr>
-              <w:t>77</w:t>
+              <w:t>78</w:t>
             </w:r>
             <w:r>
               <w:rPr>
@@ -2494,7 +2494,7 @@
                 <w:noProof/>
                 <w:webHidden/>
               </w:rPr>
-              <w:t>79</w:t>
+              <w:t>80</w:t>
             </w:r>
             <w:r>
               <w:rPr>
@@ -2770,10 +2770,10 @@
           <w:noProof/>
         </w:rPr>
         <w:drawing>
-          <wp:inline distT="0" distB="0" distL="0" distR="0" wp14:anchorId="77B41E2C" wp14:editId="6077EFB7">
-            <wp:extent cx="4541237" cy="2554446"/>
-            <wp:effectExtent l="0" t="0" r="0" b="0"/>
-            <wp:docPr id="10" name="Imagen 10">
+          <wp:inline distT="0" distB="0" distL="0" distR="0" wp14:anchorId="269B04BE" wp14:editId="07CAC72C">
+            <wp:extent cx="4622400" cy="2202863"/>
+            <wp:effectExtent l="0" t="0" r="6985" b="6985"/>
+            <wp:docPr id="1" name="Imagen 1">
               <a:extLst xmlns:a="http://schemas.openxmlformats.org/drawingml/2006/main">
                 <a:ext uri="{C183D7F6-B498-43B3-948B-1728B52AA6E4}">
                   <adec:decorative xmlns:adec="http://schemas.microsoft.com/office/drawing/2017/decorative" val="1"/>
@@ -2787,7 +2787,7 @@
               <a:graphicData uri="http://schemas.openxmlformats.org/drawingml/2006/picture">
                 <pic:pic xmlns:pic="http://schemas.openxmlformats.org/drawingml/2006/picture">
                   <pic:nvPicPr>
-                    <pic:cNvPr id="10" name="Imagen 10">
+                    <pic:cNvPr id="1" name="Imagen 1">
                       <a:extLst>
                         <a:ext uri="{C183D7F6-B498-43B3-948B-1728B52AA6E4}">
                           <adec:decorative xmlns:adec="http://schemas.microsoft.com/office/drawing/2017/decorative" val="1"/>
@@ -2798,23 +2798,21 @@
                       <a:picLocks noChangeAspect="1" noChangeArrowheads="1"/>
                     </pic:cNvPicPr>
                   </pic:nvPicPr>
-                  <pic:blipFill>
-                    <a:blip r:embed="rId12" cstate="print">
+                  <pic:blipFill rotWithShape="1">
+                    <a:blip r:embed="rId12">
                       <a:extLst>
                         <a:ext uri="{28A0092B-C50C-407E-A947-70E740481C1C}">
                           <a14:useLocalDpi xmlns:a14="http://schemas.microsoft.com/office/drawing/2010/main" val="0"/>
                         </a:ext>
                       </a:extLst>
                     </a:blip>
-                    <a:srcRect/>
-                    <a:stretch>
-                      <a:fillRect/>
-                    </a:stretch>
+                    <a:srcRect t="18125" b="18333"/>
+                    <a:stretch/>
                   </pic:blipFill>
                   <pic:spPr bwMode="auto">
                     <a:xfrm>
                       <a:off x="0" y="0"/>
-                      <a:ext cx="4551714" cy="2560339"/>
+                      <a:ext cx="4622400" cy="2202863"/>
                     </a:xfrm>
                     <a:prstGeom prst="rect">
                       <a:avLst/>
@@ -2823,6 +2821,11 @@
                     <a:ln>
                       <a:noFill/>
                     </a:ln>
+                    <a:extLst>
+                      <a:ext uri="{53640926-AAD7-44D8-BBD7-CCE9431645EC}">
+                        <a14:shadowObscured xmlns:a14="http://schemas.microsoft.com/office/drawing/2010/main"/>
+                      </a:ext>
+                    </a:extLst>
                   </pic:spPr>
                 </pic:pic>
               </a:graphicData>
@@ -2879,13 +2882,31 @@
               <w:rPr>
                 <w:b/>
               </w:rPr>
-              <w:t>Síntesis del video</w:t>
+              <w:t>transcripción</w:t>
             </w:r>
             <w:r>
               <w:rPr>
                 <w:b/>
               </w:rPr>
+              <w:t xml:space="preserve"> del video</w:t>
+            </w:r>
+            <w:r>
+              <w:rPr>
+                <w:b/>
+              </w:rPr>
               <w:t>.</w:t>
+            </w:r>
+            <w:r>
+              <w:rPr>
+                <w:b/>
+              </w:rPr>
+              <w:t xml:space="preserve"> </w:t>
+            </w:r>
+            <w:r>
+              <w:rPr>
+                <w:b/>
+              </w:rPr>
+              <w:t>Control y aseguramiento de calidad en la elaboración de declaraciones.</w:t>
             </w:r>
           </w:p>
         </w:tc>
@@ -2895,17 +2916,40 @@
           <w:tcPr>
             <w:tcW w:w="9962" w:type="dxa"/>
           </w:tcPr>
-          <w:p/>
+          <w:p>
+            <w:r>
+              <w:t>El control y aseguramiento de la calidad en una declaración tributaria cumple un propósito esencialmente práctico: garantizar que la información presentada sea exacta, completa, coherente y sustentada con evidencia verificable.</w:t>
+            </w:r>
+          </w:p>
+          <w:p>
+            <w:r>
+              <w:lastRenderedPageBreak/>
+              <w:t>El riesgo tributario no se limita únicamente a la omisión de la obligación de declarar, también aparece cuando existen errores en cifras, clasificación inadecuada de rubros, parámetros incorrectos del año gravable o en la insuficiencia de los soportes documentales. Estos errores pueden generar correcciones posteriores, mayores costos administrativos e incluso sanciones. Por eso, la revisión previa es una práctica esencial.</w:t>
+            </w:r>
+          </w:p>
+          <w:p>
+            <w:r>
+              <w:t>El aseguramiento de la calidad promueve hábitos sistemáticos de verificación antes de presentar la declaración y un adecuado cierre documental después del proceso. Esto asegura la coherencia técnica de la información reportada y el cumplimiento de las disposiciones normativas vigentes.</w:t>
+            </w:r>
+          </w:p>
+          <w:p>
+            <w:r>
+              <w:t>El aseguramiento de la calidad también se relaciona con las obligaciones de conservación documental. La normativa tributaria exige conservar documentos y soportes, tanto físicos como digitales, que respalden la información declarada.</w:t>
+            </w:r>
+          </w:p>
+          <w:p>
+            <w:r>
+              <w:t>Asimismo, cuando el contribuyente pretende reconocer costos, deducciones o impuestos descontables, la procedencia de estos conceptos depende de la existencia de soportes idóneos como facturas o documentos equivalentes que cumplan los requisitos legales.</w:t>
+            </w:r>
+          </w:p>
+          <w:p>
+            <w:r>
+              <w:t>En síntesis, el aseguramiento de la calidad fortalece la transparencia, mejora el control tributario y reduce riesgos fiscales. Aplicar estas prácticas permite una gestión contable responsable y confiable.</w:t>
+            </w:r>
+          </w:p>
         </w:tc>
       </w:tr>
     </w:tbl>
-    <w:p>
-      <w:pPr>
-        <w:rPr>
-          <w:lang w:eastAsia="es-CO"/>
-        </w:rPr>
-      </w:pPr>
-    </w:p>
     <w:p>
       <w:pPr>
         <w:rPr>
@@ -2966,25 +3010,13 @@
         <w:rPr>
           <w:rStyle w:val="Ttulo5Car"/>
         </w:rPr>
-        <w:t>Exactitud</w:t>
-      </w:r>
-      <w:r>
-        <w:rPr>
-          <w:rStyle w:val="Ttulo5Car"/>
-        </w:rPr>
-        <w:t>.</w:t>
-      </w:r>
-      <w:r>
-        <w:rPr>
-          <w:lang w:val="es-419" w:eastAsia="es-CO"/>
-        </w:rPr>
-        <w:t xml:space="preserve"> </w:t>
-      </w:r>
-      <w:r>
-        <w:rPr>
-          <w:lang w:val="es-419" w:eastAsia="es-CO"/>
-        </w:rPr>
-        <w:t>La exactitud en una declaración implica que las cifras representen de forma fiel los hechos económicos del período y que los cálculos se realicen de acuerdo con la norma vigente y los parámetros del año gravable. Este criterio se protege mediante la elaboración de papeles de trabajo verificables que permitan comprobar sumas, cruces y límites, así como mediante la conservación de soportes documentales que sustenten el origen de cada valor incluido en la declaración presentada.</w:t>
+        <w:t>Exactitud.</w:t>
+      </w:r>
+      <w:r>
+        <w:rPr>
+          <w:lang w:val="es-419" w:eastAsia="es-CO"/>
+        </w:rPr>
+        <w:t xml:space="preserve"> La exactitud en una declaración implica que las cifras representen de forma fiel los hechos económicos del período y que los cálculos se realicen de acuerdo con la norma vigente y los parámetros del año gravable. Este criterio se protege mediante la elaboración de papeles de trabajo verificables que permitan comprobar sumas, cruces y límites, así como mediante la conservación de soportes documentales que sustenten el origen de cada valor incluido en la declaración presentada.</w:t>
       </w:r>
     </w:p>
     <w:p>
@@ -3003,25 +3035,13 @@
         <w:rPr>
           <w:rStyle w:val="Ttulo5Car"/>
         </w:rPr>
-        <w:t>Completitud</w:t>
-      </w:r>
-      <w:r>
-        <w:rPr>
-          <w:rStyle w:val="Ttulo5Car"/>
-        </w:rPr>
-        <w:t>.</w:t>
-      </w:r>
-      <w:r>
-        <w:rPr>
-          <w:lang w:val="es-419" w:eastAsia="es-CO"/>
-        </w:rPr>
-        <w:t xml:space="preserve"> </w:t>
-      </w:r>
-      <w:r>
-        <w:rPr>
-          <w:lang w:val="es-419" w:eastAsia="es-CO"/>
-        </w:rPr>
-        <w:t>La completitud significa que la declaración contenga todos los rubros exigidos y que no se omita información relevante por desconocimiento, desorganización o falta de conciliación previa. Se garantiza, al revisar de manera integral el proceso de preparación, consolidar el expediente tributario, analizar fuentes documentales como certificados y extractos, y diligenciar una lista de chequeo que confirme que cada componente requerido ha sido incorporado antes de presentar formalmente la declaración.</w:t>
+        <w:t>Completitud.</w:t>
+      </w:r>
+      <w:r>
+        <w:rPr>
+          <w:lang w:val="es-419" w:eastAsia="es-CO"/>
+        </w:rPr>
+        <w:t xml:space="preserve"> La completitud significa que la declaración contenga todos los rubros exigidos y que no se omita información relevante por desconocimiento, desorganización o falta de conciliación previa. Se garantiza, al revisar de manera integral el proceso de preparación, consolidar el expediente tributario, analizar fuentes documentales como certificados y extractos, y diligenciar una lista de chequeo que confirme que cada componente requerido ha sido incorporado antes de presentar formalmente la declaración.</w:t>
       </w:r>
     </w:p>
     <w:p>
@@ -3041,25 +3061,13 @@
           <w:rStyle w:val="Ttulo5Car"/>
         </w:rPr>
         <w:lastRenderedPageBreak/>
-        <w:t>Consistencia</w:t>
-      </w:r>
-      <w:r>
-        <w:rPr>
-          <w:rStyle w:val="Ttulo5Car"/>
-        </w:rPr>
-        <w:t>.</w:t>
-      </w:r>
-      <w:r>
-        <w:rPr>
-          <w:lang w:val="es-419" w:eastAsia="es-CO"/>
-        </w:rPr>
-        <w:t xml:space="preserve"> </w:t>
-      </w:r>
-      <w:r>
-        <w:rPr>
-          <w:lang w:val="es-419" w:eastAsia="es-CO"/>
-        </w:rPr>
-        <w:t>La consistencia se refiere a que los valores declarados coincidan entre las distintas etapas del proceso, desde los soportes iniciales y los papeles de trabajo hasta el formulario final presentado. Este criterio se asegura mediante controles cruzados y validaciones sistemáticas que comparen los totales calculados con los registrados en el borrador del formulario, con el propósito de evitar diferencias derivadas de errores de digitación, ubicación o aplicación de parámetros distintos.</w:t>
+        <w:t>Consistencia.</w:t>
+      </w:r>
+      <w:r>
+        <w:rPr>
+          <w:lang w:val="es-419" w:eastAsia="es-CO"/>
+        </w:rPr>
+        <w:t xml:space="preserve"> La consistencia se refiere a que los valores declarados coincidan entre las distintas etapas del proceso, desde los soportes iniciales y los papeles de trabajo hasta el formulario final presentado. Este criterio se asegura mediante controles cruzados y validaciones sistemáticas que comparen los totales calculados con los registrados en el borrador del formulario, con el propósito de evitar diferencias derivadas de errores de digitación, ubicación o aplicación de parámetros distintos.</w:t>
       </w:r>
     </w:p>
     <w:p>
@@ -3788,25 +3796,13 @@
         <w:rPr>
           <w:rStyle w:val="Ttulo5Car"/>
         </w:rPr>
-        <w:t>Definir contexto</w:t>
-      </w:r>
-      <w:r>
-        <w:rPr>
-          <w:rStyle w:val="Ttulo5Car"/>
-        </w:rPr>
-        <w:t>.</w:t>
-      </w:r>
-      <w:r>
-        <w:rPr>
-          <w:lang w:val="es-419" w:eastAsia="es-CO"/>
-        </w:rPr>
-        <w:t xml:space="preserve"> </w:t>
-      </w:r>
-      <w:r>
-        <w:rPr>
-          <w:lang w:val="es-419" w:eastAsia="es-CO"/>
-        </w:rPr>
-        <w:t>Consiste en precisar el año gravable, el tipo de obligación, el formulario aplicable y el canal de presentación. Esta fase permite iniciar el proceso con parámetros correctos, evitando errores de base que pueden afectar el cálculo y la presentación posterior.</w:t>
+        <w:t>Definir contexto.</w:t>
+      </w:r>
+      <w:r>
+        <w:rPr>
+          <w:lang w:val="es-419" w:eastAsia="es-CO"/>
+        </w:rPr>
+        <w:t xml:space="preserve"> Consiste en precisar el año gravable, el tipo de obligación, el formulario aplicable y el canal de presentación. Esta fase permite iniciar el proceso con parámetros correctos, evitando errores de base que pueden afectar el cálculo y la presentación posterior.</w:t>
       </w:r>
     </w:p>
     <w:p>
@@ -3834,25 +3830,13 @@
           <w:rStyle w:val="Ttulo5Car"/>
         </w:rPr>
         <w:lastRenderedPageBreak/>
-        <w:t>Calcular y validar</w:t>
-      </w:r>
-      <w:r>
-        <w:rPr>
-          <w:rStyle w:val="Ttulo5Car"/>
-        </w:rPr>
-        <w:t>.</w:t>
-      </w:r>
-      <w:r>
-        <w:rPr>
-          <w:lang w:val="es-419" w:eastAsia="es-CO"/>
-        </w:rPr>
-        <w:t xml:space="preserve"> </w:t>
-      </w:r>
-      <w:r>
-        <w:rPr>
-          <w:lang w:val="es-419" w:eastAsia="es-CO"/>
-        </w:rPr>
-        <w:t>Comprende la elaboración de los papeles de trabajo, la consolidación de información y la conciliación de fuentes. Su finalidad es obtener cifras coherentes y sustentadas antes de diligenciar el formulario.</w:t>
+        <w:t>Calcular y validar.</w:t>
+      </w:r>
+      <w:r>
+        <w:rPr>
+          <w:lang w:val="es-419" w:eastAsia="es-CO"/>
+        </w:rPr>
+        <w:t xml:space="preserve"> Comprende la elaboración de los papeles de trabajo, la consolidación de información y la conciliación de fuentes. Su finalidad es obtener cifras coherentes y sustentadas antes de diligenciar el formulario.</w:t>
       </w:r>
     </w:p>
     <w:p>
@@ -3871,25 +3855,13 @@
         <w:rPr>
           <w:rStyle w:val="Ttulo5Car"/>
         </w:rPr>
-        <w:t>Diligenciar y verificar borrador</w:t>
-      </w:r>
-      <w:r>
-        <w:rPr>
-          <w:rStyle w:val="Ttulo5Car"/>
-        </w:rPr>
-        <w:t>.</w:t>
-      </w:r>
-      <w:r>
-        <w:rPr>
-          <w:lang w:val="es-419" w:eastAsia="es-CO"/>
-        </w:rPr>
-        <w:t xml:space="preserve"> </w:t>
-      </w:r>
-      <w:r>
-        <w:rPr>
-          <w:lang w:val="es-419" w:eastAsia="es-CO"/>
-        </w:rPr>
-        <w:t>Implica registrar las cifras en el formulario y revisar que coincidan con el resumen del cálculo. Esta validación permite detectar errores de digitación o ubicación antes del envío definitivo.</w:t>
+        <w:t>Diligenciar y verificar borrador.</w:t>
+      </w:r>
+      <w:r>
+        <w:rPr>
+          <w:lang w:val="es-419" w:eastAsia="es-CO"/>
+        </w:rPr>
+        <w:t xml:space="preserve"> Implica registrar las cifras en el formulario y revisar que coincidan con el resumen del cálculo. Esta validación permite detectar errores de digitación o ubicación antes del envío definitivo.</w:t>
       </w:r>
     </w:p>
     <w:p>
@@ -3908,25 +3880,13 @@
         <w:rPr>
           <w:rStyle w:val="Ttulo5Car"/>
         </w:rPr>
-        <w:t>Firmar, presentar y pagar</w:t>
-      </w:r>
-      <w:r>
-        <w:rPr>
-          <w:rStyle w:val="Ttulo5Car"/>
-        </w:rPr>
-        <w:t>.</w:t>
-      </w:r>
-      <w:r>
-        <w:rPr>
-          <w:lang w:val="es-419" w:eastAsia="es-CO"/>
-        </w:rPr>
-        <w:t xml:space="preserve"> </w:t>
-      </w:r>
-      <w:r>
-        <w:rPr>
-          <w:lang w:val="es-419" w:eastAsia="es-CO"/>
-        </w:rPr>
-        <w:t>Corresponde formalizar la declaración mediante la firma electrónica o el mecanismo autorizado, realizar la presentación dentro del plazo y efectuar el pago correspondiente cuando exista obligación.</w:t>
+        <w:t>Firmar, presentar y pagar.</w:t>
+      </w:r>
+      <w:r>
+        <w:rPr>
+          <w:lang w:val="es-419" w:eastAsia="es-CO"/>
+        </w:rPr>
+        <w:t xml:space="preserve"> Corresponde formalizar la declaración mediante la firma electrónica o el mecanismo autorizado, realizar la presentación dentro del plazo y efectuar el pago correspondiente cuando exista obligación.</w:t>
       </w:r>
     </w:p>
     <w:p>
@@ -3945,25 +3905,13 @@
         <w:rPr>
           <w:rStyle w:val="Ttulo5Car"/>
         </w:rPr>
-        <w:t>Archivar evidencias</w:t>
-      </w:r>
-      <w:r>
-        <w:rPr>
-          <w:rStyle w:val="Ttulo5Car"/>
-        </w:rPr>
-        <w:t>.</w:t>
-      </w:r>
-      <w:r>
-        <w:rPr>
-          <w:lang w:val="es-419" w:eastAsia="es-CO"/>
-        </w:rPr>
-        <w:t xml:space="preserve"> </w:t>
-      </w:r>
-      <w:r>
-        <w:rPr>
-          <w:lang w:val="es-419" w:eastAsia="es-CO"/>
-        </w:rPr>
-        <w:t>Incluye conservar el formulario presentado, la constancia de envío, el soporte de pago y la versión final del cálculo. Este archivo permite sustentar la información declarada ante eventuales revisiones.</w:t>
+        <w:t>Archivar evidencias.</w:t>
+      </w:r>
+      <w:r>
+        <w:rPr>
+          <w:lang w:val="es-419" w:eastAsia="es-CO"/>
+        </w:rPr>
+        <w:t xml:space="preserve"> Incluye conservar el formulario presentado, la constancia de envío, el soporte de pago y la versión final del cálculo. Este archivo permite sustentar la información declarada ante eventuales revisiones.</w:t>
       </w:r>
     </w:p>
     <w:p>
@@ -3982,25 +3930,13 @@
         <w:rPr>
           <w:rStyle w:val="Ttulo5Car"/>
         </w:rPr>
-        <w:t>Retroalimentar</w:t>
-      </w:r>
-      <w:r>
-        <w:rPr>
-          <w:rStyle w:val="Ttulo5Car"/>
-        </w:rPr>
-        <w:t>.</w:t>
-      </w:r>
-      <w:r>
-        <w:rPr>
-          <w:lang w:val="es-419" w:eastAsia="es-CO"/>
-        </w:rPr>
-        <w:t xml:space="preserve"> </w:t>
-      </w:r>
-      <w:r>
-        <w:rPr>
-          <w:lang w:val="es-419" w:eastAsia="es-CO"/>
-        </w:rPr>
-        <w:t>Consiste en analizar el proceso realizado, identificar fallas o mejoras y ajustar los controles para el siguiente período, fortaleciendo el ciclo de control tributario.</w:t>
+        <w:t>Retroalimentar.</w:t>
+      </w:r>
+      <w:r>
+        <w:rPr>
+          <w:lang w:val="es-419" w:eastAsia="es-CO"/>
+        </w:rPr>
+        <w:t xml:space="preserve"> Consiste en analizar el proceso realizado, identificar fallas o mejoras y ajustar los controles para el siguiente período, fortaleciendo el ciclo de control tributario.</w:t>
       </w:r>
     </w:p>
     <w:p>
@@ -4717,13 +4653,7 @@
           <w:rStyle w:val="Ttulo5Car"/>
         </w:rPr>
         <w:lastRenderedPageBreak/>
-        <w:t>Conciliación de ingresos por fuente</w:t>
-      </w:r>
-      <w:r>
-        <w:rPr>
-          <w:rStyle w:val="Ttulo5Car"/>
-        </w:rPr>
-        <w:t>.</w:t>
+        <w:t>Conciliación de ingresos por fuente.</w:t>
       </w:r>
       <w:r>
         <w:rPr>
@@ -4754,25 +4684,13 @@
         <w:rPr>
           <w:rStyle w:val="Ttulo5Car"/>
         </w:rPr>
-        <w:t>Conciliación de retenciones con certificados</w:t>
-      </w:r>
-      <w:r>
-        <w:rPr>
-          <w:rStyle w:val="Ttulo5Car"/>
-        </w:rPr>
-        <w:t>.</w:t>
-      </w:r>
-      <w:r>
-        <w:rPr>
-          <w:lang w:val="es-419" w:eastAsia="es-CO"/>
-        </w:rPr>
-        <w:t xml:space="preserve"> </w:t>
-      </w:r>
-      <w:r>
-        <w:rPr>
-          <w:lang w:val="es-419" w:eastAsia="es-CO"/>
-        </w:rPr>
-        <w:t>Implica contrastar las retenciones registradas en los papeles de trabajo con los certificados expedidos por los agentes retenedores, lo cual permite identificar valores omitidos o duplicados.</w:t>
+        <w:t>Conciliación de retenciones con certificados.</w:t>
+      </w:r>
+      <w:r>
+        <w:rPr>
+          <w:lang w:val="es-419" w:eastAsia="es-CO"/>
+        </w:rPr>
+        <w:t xml:space="preserve"> Implica contrastar las retenciones registradas en los papeles de trabajo con los certificados expedidos por los agentes retenedores, lo cual permite identificar valores omitidos o duplicados.</w:t>
       </w:r>
     </w:p>
     <w:p>
@@ -4791,25 +4709,13 @@
         <w:rPr>
           <w:rStyle w:val="Ttulo5Car"/>
         </w:rPr>
-        <w:t>Conciliación de IVA con facturación y soportes</w:t>
-      </w:r>
-      <w:r>
-        <w:rPr>
-          <w:rStyle w:val="Ttulo5Car"/>
-        </w:rPr>
-        <w:t>.</w:t>
-      </w:r>
-      <w:r>
-        <w:rPr>
-          <w:lang w:val="es-419" w:eastAsia="es-CO"/>
-        </w:rPr>
-        <w:t xml:space="preserve"> </w:t>
-      </w:r>
-      <w:r>
-        <w:rPr>
-          <w:lang w:val="es-419" w:eastAsia="es-CO"/>
-        </w:rPr>
-        <w:t>Permite verificar la coherencia entre las ventas y compras registradas, la base gravable utilizada y el impuesto sobre las ventas declarado, con el fin de detectar diferencias por tarifa o por base de cálculo.</w:t>
+        <w:t>Conciliación de IVA con facturación y soportes.</w:t>
+      </w:r>
+      <w:r>
+        <w:rPr>
+          <w:lang w:val="es-419" w:eastAsia="es-CO"/>
+        </w:rPr>
+        <w:t xml:space="preserve"> Permite verificar la coherencia entre las ventas y compras registradas, la base gravable utilizada y el impuesto sobre las ventas declarado, con el fin de detectar diferencias por tarifa o por base de cálculo.</w:t>
       </w:r>
     </w:p>
     <w:p>
@@ -4834,13 +4740,7 @@
         <w:rPr>
           <w:lang w:val="es-419" w:eastAsia="es-CO"/>
         </w:rPr>
-        <w:t xml:space="preserve">. </w:t>
-      </w:r>
-      <w:r>
-        <w:rPr>
-          <w:lang w:val="es-419" w:eastAsia="es-CO"/>
-        </w:rPr>
-        <w:t>Consiste en comparar los valores registrados como anticipos o pagos con los recibos oficiales y extractos financieros, con el propósito de confirmar su correcta imputación en la declaración.</w:t>
+        <w:t>. Consiste en comparar los valores registrados como anticipos o pagos con los recibos oficiales y extractos financieros, con el propósito de confirmar su correcta imputación en la declaración.</w:t>
       </w:r>
     </w:p>
     <w:p>
@@ -5455,25 +5355,13 @@
         <w:rPr>
           <w:rStyle w:val="Ttulo5Car"/>
         </w:rPr>
-        <w:t>Lista de chequeo previa a la presentación</w:t>
-      </w:r>
-      <w:r>
-        <w:rPr>
-          <w:rStyle w:val="Ttulo5Car"/>
-        </w:rPr>
-        <w:t>.</w:t>
-      </w:r>
-      <w:r>
-        <w:rPr>
-          <w:lang w:val="es-419" w:eastAsia="es-CO"/>
-        </w:rPr>
-        <w:t xml:space="preserve"> </w:t>
-      </w:r>
-      <w:r>
-        <w:rPr>
-          <w:lang w:val="es-419" w:eastAsia="es-CO"/>
-        </w:rPr>
-        <w:t>Permite verificar de forma estructurada los aspectos esenciales del proceso antes de presentar la declaración. Su utilización evita que la revisión dependa únicamente de la memoria del responsable y facilita confirmar que se han realizado conciliaciones, validaciones del formulario y verificación de evidencias.</w:t>
+        <w:t>Lista de chequeo previa a la presentación.</w:t>
+      </w:r>
+      <w:r>
+        <w:rPr>
+          <w:lang w:val="es-419" w:eastAsia="es-CO"/>
+        </w:rPr>
+        <w:t xml:space="preserve"> Permite verificar de forma estructurada los aspectos esenciales del proceso antes de presentar la declaración. Su utilización evita que la revisión dependa únicamente de la memoria del responsable y facilita confirmar que se han realizado conciliaciones, validaciones del formulario y verificación de evidencias.</w:t>
       </w:r>
     </w:p>
     <w:p>
@@ -5493,19 +5381,7 @@
           <w:rStyle w:val="Ttulo5Car"/>
         </w:rPr>
         <w:lastRenderedPageBreak/>
-        <w:t>Matriz soporte–dato–casilla</w:t>
-      </w:r>
-      <w:r>
-        <w:rPr>
-          <w:rStyle w:val="Ttulo5Car"/>
-        </w:rPr>
-        <w:t xml:space="preserve">. </w:t>
-      </w:r>
-      <w:r>
-        <w:rPr>
-          <w:rStyle w:val="Ttulo5Car"/>
-        </w:rPr>
-        <w:t>Permite</w:t>
+        <w:t>Matriz soporte–dato–casilla. Permite</w:t>
       </w:r>
       <w:r>
         <w:rPr>
@@ -6202,25 +6078,13 @@
         <w:rPr>
           <w:rStyle w:val="Ttulo5Car"/>
         </w:rPr>
-        <w:t>Revisión de la declaración</w:t>
-      </w:r>
-      <w:r>
-        <w:rPr>
-          <w:rStyle w:val="Ttulo5Car"/>
-        </w:rPr>
-        <w:t>.</w:t>
-      </w:r>
-      <w:r>
-        <w:rPr>
-          <w:lang w:val="es-419" w:eastAsia="es-CO"/>
-        </w:rPr>
-        <w:t xml:space="preserve"> </w:t>
-      </w:r>
-      <w:r>
-        <w:rPr>
-          <w:lang w:val="es-419" w:eastAsia="es-CO"/>
-        </w:rPr>
-        <w:t>La administración tributaria puede verificar posteriormente la información presentada mediante procesos de fiscalización. Esta revisión permite identificar inconsistencias, solicitar aclaraciones o requerir soportes que sustenten los valores declarados.</w:t>
+        <w:t>Revisión de la declaración.</w:t>
+      </w:r>
+      <w:r>
+        <w:rPr>
+          <w:lang w:val="es-419" w:eastAsia="es-CO"/>
+        </w:rPr>
+        <w:t xml:space="preserve"> La administración tributaria puede verificar posteriormente la información presentada mediante procesos de fiscalización. Esta revisión permite identificar inconsistencias, solicitar aclaraciones o requerir soportes que sustenten los valores declarados.</w:t>
       </w:r>
     </w:p>
     <w:p>
@@ -6239,25 +6103,13 @@
         <w:rPr>
           <w:rStyle w:val="Ttulo5Car"/>
         </w:rPr>
-        <w:t>Corrección de la información</w:t>
-      </w:r>
-      <w:r>
-        <w:rPr>
-          <w:rStyle w:val="Ttulo5Car"/>
-        </w:rPr>
-        <w:t>.</w:t>
-      </w:r>
-      <w:r>
-        <w:rPr>
-          <w:lang w:val="es-419" w:eastAsia="es-CO"/>
-        </w:rPr>
-        <w:t xml:space="preserve"> </w:t>
-      </w:r>
-      <w:r>
-        <w:rPr>
-          <w:lang w:val="es-419" w:eastAsia="es-CO"/>
-        </w:rPr>
-        <w:t>Cuando el contribuyente detecta errores u omisiones, la normativa establece procedimientos para realizar correcciones voluntarias que permitan ajustar la declaración a la realidad económica antes o después de la intervención de la administración tributaria.</w:t>
+        <w:t>Corrección de la información.</w:t>
+      </w:r>
+      <w:r>
+        <w:rPr>
+          <w:lang w:val="es-419" w:eastAsia="es-CO"/>
+        </w:rPr>
+        <w:t xml:space="preserve"> Cuando el contribuyente detecta errores u omisiones, la normativa establece procedimientos para realizar correcciones voluntarias que permitan ajustar la declaración a la realidad económica antes o después de la intervención de la administración tributaria.</w:t>
       </w:r>
     </w:p>
     <w:p>
@@ -6276,25 +6128,13 @@
         <w:rPr>
           <w:rStyle w:val="Ttulo5Car"/>
         </w:rPr>
-        <w:t>Sanciones tributarias</w:t>
-      </w:r>
-      <w:r>
-        <w:rPr>
-          <w:rStyle w:val="Ttulo5Car"/>
-        </w:rPr>
-        <w:t>.</w:t>
-      </w:r>
-      <w:r>
-        <w:rPr>
-          <w:lang w:val="es-419" w:eastAsia="es-CO"/>
-        </w:rPr>
-        <w:t xml:space="preserve"> </w:t>
-      </w:r>
-      <w:r>
-        <w:rPr>
-          <w:lang w:val="es-419" w:eastAsia="es-CO"/>
-        </w:rPr>
-        <w:t>Si las inconsistencias no son corregidas oportunamente o se incumplen obligaciones formales o sustanciales, pueden generarse sanciones o intereses conforme a las disposiciones legales vigentes.</w:t>
+        <w:t>Sanciones tributarias.</w:t>
+      </w:r>
+      <w:r>
+        <w:rPr>
+          <w:lang w:val="es-419" w:eastAsia="es-CO"/>
+        </w:rPr>
+        <w:t xml:space="preserve"> Si las inconsistencias no son corregidas oportunamente o se incumplen obligaciones formales o sustanciales, pueden generarse sanciones o intereses conforme a las disposiciones legales vigentes.</w:t>
       </w:r>
     </w:p>
     <w:p>
@@ -6314,25 +6154,13 @@
           <w:rStyle w:val="Ttulo5Car"/>
         </w:rPr>
         <w:lastRenderedPageBreak/>
-        <w:t>Devoluciones y compensaciones</w:t>
-      </w:r>
-      <w:r>
-        <w:rPr>
-          <w:rStyle w:val="Ttulo5Car"/>
-        </w:rPr>
-        <w:t>.</w:t>
-      </w:r>
-      <w:r>
-        <w:rPr>
-          <w:lang w:val="es-419" w:eastAsia="es-CO"/>
-        </w:rPr>
-        <w:t xml:space="preserve"> </w:t>
-      </w:r>
-      <w:r>
-        <w:rPr>
-          <w:lang w:val="es-419" w:eastAsia="es-CO"/>
-        </w:rPr>
-        <w:t>Cuando existe un saldo a favor debidamente soportado, la normativa contempla procedimientos para solicitar su devolución o compensación con otras obligaciones tributarias.</w:t>
+        <w:t>Devoluciones y compensaciones.</w:t>
+      </w:r>
+      <w:r>
+        <w:rPr>
+          <w:lang w:val="es-419" w:eastAsia="es-CO"/>
+        </w:rPr>
+        <w:t xml:space="preserve"> Cuando existe un saldo a favor debidamente soportado, la normativa contempla procedimientos para solicitar su devolución o compensación con otras obligaciones tributarias.</w:t>
       </w:r>
     </w:p>
     <w:p>
@@ -6444,25 +6272,13 @@
         <w:rPr>
           <w:rStyle w:val="Ttulo5Car"/>
         </w:rPr>
-        <w:t>Corrección que disminuye el impuesto a pagar o aumenta el saldo a favor</w:t>
-      </w:r>
-      <w:r>
-        <w:rPr>
-          <w:rStyle w:val="Ttulo5Car"/>
-        </w:rPr>
-        <w:t>.</w:t>
-      </w:r>
-      <w:r>
-        <w:rPr>
-          <w:lang w:val="es-419" w:eastAsia="es-CO"/>
-        </w:rPr>
-        <w:t xml:space="preserve"> </w:t>
-      </w:r>
-      <w:r>
-        <w:rPr>
-          <w:lang w:val="es-419" w:eastAsia="es-CO"/>
-        </w:rPr>
-        <w:t>Ocurre cuando el ajuste beneficia al contribuyente. El artículo 589 del Estatuto Tributario establece que esta corrección requiere autorización previa de la administración tributaria mediante solicitud formal, lo que evidencia un control adicional sobre este tipo de modificaciones.</w:t>
+        <w:t>Corrección que disminuye el impuesto a pagar o aumenta el saldo a favor.</w:t>
+      </w:r>
+      <w:r>
+        <w:rPr>
+          <w:lang w:val="es-419" w:eastAsia="es-CO"/>
+        </w:rPr>
+        <w:t xml:space="preserve"> Ocurre cuando el ajuste beneficia al contribuyente. El artículo 589 del Estatuto Tributario establece que esta corrección requiere autorización previa de la administración tributaria mediante solicitud formal, lo que evidencia un control adicional sobre este tipo de modificaciones.</w:t>
       </w:r>
     </w:p>
     <w:p>
@@ -6481,13 +6297,7 @@
         <w:rPr>
           <w:rStyle w:val="Ttulo5Car"/>
         </w:rPr>
-        <w:t>Corrección de datos formales o inconsistencias del formulario</w:t>
-      </w:r>
-      <w:r>
-        <w:rPr>
-          <w:rStyle w:val="Ttulo5Car"/>
-        </w:rPr>
-        <w:t xml:space="preserve">. </w:t>
+        <w:t xml:space="preserve">Corrección de datos formales o inconsistencias del formulario. </w:t>
       </w:r>
       <w:r>
         <w:rPr>
@@ -7125,25 +6935,13 @@
         <w:rPr>
           <w:rStyle w:val="Ttulo5Car"/>
         </w:rPr>
-        <w:t>Contabilidad</w:t>
-      </w:r>
-      <w:r>
-        <w:rPr>
-          <w:rStyle w:val="Ttulo5Car"/>
-        </w:rPr>
-        <w:t>.</w:t>
-      </w:r>
-      <w:r>
-        <w:rPr>
-          <w:lang w:val="es-419" w:eastAsia="es-CO"/>
-        </w:rPr>
-        <w:t xml:space="preserve"> </w:t>
-      </w:r>
-      <w:r>
-        <w:rPr>
-          <w:lang w:val="es-419" w:eastAsia="es-CO"/>
-        </w:rPr>
-        <w:t xml:space="preserve">En el caso de contribuyentes obligados a llevar contabilidad, esta constituye el principal soporte de la información tributaria, ya que refleja los hechos económicos mediante registros estructurados de ingresos, costos, gastos, activos, pasivos y patrimonio. La contabilidad permite rastrear la construcción de las cifras declaradas y facilita a la </w:t>
+        <w:t>Contabilidad.</w:t>
+      </w:r>
+      <w:r>
+        <w:rPr>
+          <w:lang w:val="es-419" w:eastAsia="es-CO"/>
+        </w:rPr>
+        <w:t xml:space="preserve"> En el caso de contribuyentes obligados a llevar contabilidad, esta constituye el principal soporte de la información tributaria, ya que refleja los hechos económicos mediante registros estructurados de ingresos, costos, gastos, activos, pasivos y patrimonio. La contabilidad permite rastrear la construcción de las cifras declaradas y facilita a la </w:t>
       </w:r>
       <w:r>
         <w:rPr>
@@ -7176,25 +6974,13 @@
         <w:rPr>
           <w:rStyle w:val="Ttulo5Car"/>
         </w:rPr>
-        <w:t>Reportes de terceros</w:t>
-      </w:r>
-      <w:r>
-        <w:rPr>
-          <w:rStyle w:val="Ttulo5Car"/>
-        </w:rPr>
-        <w:t>.</w:t>
-      </w:r>
-      <w:r>
-        <w:rPr>
-          <w:lang w:val="es-419" w:eastAsia="es-CO"/>
-        </w:rPr>
-        <w:t xml:space="preserve"> </w:t>
-      </w:r>
-      <w:r>
-        <w:rPr>
-          <w:lang w:val="es-419" w:eastAsia="es-CO"/>
-        </w:rPr>
-        <w:t>La</w:t>
+        <w:t>Reportes de terceros.</w:t>
+      </w:r>
+      <w:r>
+        <w:rPr>
+          <w:lang w:val="es-419" w:eastAsia="es-CO"/>
+        </w:rPr>
+        <w:t xml:space="preserve"> La</w:t>
       </w:r>
       <w:r>
         <w:rPr>
@@ -7240,13 +7026,7 @@
         <w:rPr>
           <w:lang w:val="es-419" w:eastAsia="es-CO"/>
         </w:rPr>
-        <w:t xml:space="preserve">. </w:t>
-      </w:r>
-      <w:r>
-        <w:rPr>
-          <w:lang w:val="es-419" w:eastAsia="es-CO"/>
-        </w:rPr>
-        <w:t>La facturación electrónica constituye una fuente relevante de verificación porque genera trazabilidad digital de las operaciones económicas. A través de la factura electrónica, los documentos equivalentes electrónicos y los documentos soporte, la DIAN puede contrastar bases gravables, valores y periodos declarados, especialmente en obligaciones como el impuesto sobre las ventas, la retención en la fuente o la determinación de costos y deducciones en renta.</w:t>
+        <w:t>. La facturación electrónica constituye una fuente relevante de verificación porque genera trazabilidad digital de las operaciones económicas. A través de la factura electrónica, los documentos equivalentes electrónicos y los documentos soporte, la DIAN puede contrastar bases gravables, valores y periodos declarados, especialmente en obligaciones como el impuesto sobre las ventas, la retención en la fuente o la determinación de costos y deducciones en renta.</w:t>
       </w:r>
     </w:p>
     <w:p>
@@ -7265,25 +7045,13 @@
         <w:rPr>
           <w:rStyle w:val="Ttulo5Car"/>
         </w:rPr>
-        <w:t>Declaraciones de periodos anteriores</w:t>
-      </w:r>
-      <w:r>
-        <w:rPr>
-          <w:rStyle w:val="Ttulo5Car"/>
-        </w:rPr>
-        <w:t>.</w:t>
-      </w:r>
-      <w:r>
-        <w:rPr>
-          <w:lang w:val="es-419" w:eastAsia="es-CO"/>
-        </w:rPr>
-        <w:t xml:space="preserve"> </w:t>
-      </w:r>
-      <w:r>
-        <w:rPr>
-          <w:lang w:val="es-419" w:eastAsia="es-CO"/>
-        </w:rPr>
-        <w:t>Las declaraciones tributarias de años o periodos anteriores también funcionan como referencia para la revisión. La DIAN puede analizar la coherencia histórica de la información, identificar variaciones significativas en ingresos, patrimonio, costos o deducciones y verificar la continuidad de saldos como anticipos, pérdidas fiscales o saldos a favor. Estas comparaciones pueden generar alertas que motiven procesos de fiscalización.</w:t>
+        <w:t>Declaraciones de periodos anteriores.</w:t>
+      </w:r>
+      <w:r>
+        <w:rPr>
+          <w:lang w:val="es-419" w:eastAsia="es-CO"/>
+        </w:rPr>
+        <w:t xml:space="preserve"> Las declaraciones tributarias de años o periodos anteriores también funcionan como referencia para la revisión. La DIAN puede analizar la coherencia histórica de la información, identificar variaciones significativas en ingresos, patrimonio, costos o deducciones y verificar la continuidad de saldos como anticipos, pérdidas fiscales o saldos a favor. Estas comparaciones pueden generar alertas que motiven procesos de fiscalización.</w:t>
       </w:r>
     </w:p>
     <w:p>
@@ -7302,25 +7070,13 @@
         <w:rPr>
           <w:rStyle w:val="Ttulo5Car"/>
         </w:rPr>
-        <w:t>Soportes documentales</w:t>
-      </w:r>
-      <w:r>
-        <w:rPr>
-          <w:rStyle w:val="Ttulo5Car"/>
-        </w:rPr>
-        <w:t>.</w:t>
-      </w:r>
-      <w:r>
-        <w:rPr>
-          <w:lang w:val="es-419" w:eastAsia="es-CO"/>
-        </w:rPr>
-        <w:t xml:space="preserve"> </w:t>
-      </w:r>
-      <w:r>
-        <w:rPr>
-          <w:lang w:val="es-419" w:eastAsia="es-CO"/>
-        </w:rPr>
-        <w:t xml:space="preserve">Los soportes documentales constituyen la evidencia directa de los hechos económicos declarados. Su adecuada conservación permite sustentar rubros específicos cuando la </w:t>
+        <w:t>Soportes documentales.</w:t>
+      </w:r>
+      <w:r>
+        <w:rPr>
+          <w:lang w:val="es-419" w:eastAsia="es-CO"/>
+        </w:rPr>
+        <w:t xml:space="preserve"> Los soportes documentales constituyen la evidencia directa de los hechos económicos declarados. Su adecuada conservación permite sustentar rubros específicos cuando la </w:t>
       </w:r>
       <w:r>
         <w:rPr>
@@ -7438,25 +7194,13 @@
         <w:rPr>
           <w:rStyle w:val="Ttulo5Car"/>
         </w:rPr>
-        <w:t>Concepto de devolución</w:t>
-      </w:r>
-      <w:r>
-        <w:rPr>
-          <w:rStyle w:val="Ttulo5Car"/>
-        </w:rPr>
-        <w:t>.</w:t>
-      </w:r>
-      <w:r>
-        <w:rPr>
-          <w:lang w:val="es-419" w:eastAsia="es-CO"/>
-        </w:rPr>
-        <w:t xml:space="preserve"> </w:t>
-      </w:r>
-      <w:r>
-        <w:rPr>
-          <w:lang w:val="es-419" w:eastAsia="es-CO"/>
-        </w:rPr>
-        <w:t xml:space="preserve">La devolución es el trámite mediante el cual el contribuyente solicita a la DIAN la entrega del saldo a favor originado en una declaración tributaria, como puede ocurrir en el impuesto sobre la renta o en el </w:t>
+        <w:t>Concepto de devolución.</w:t>
+      </w:r>
+      <w:r>
+        <w:rPr>
+          <w:lang w:val="es-419" w:eastAsia="es-CO"/>
+        </w:rPr>
+        <w:t xml:space="preserve"> La devolución es el trámite mediante el cual el contribuyente solicita a la DIAN la entrega del saldo a favor originado en una declaración tributaria, como puede ocurrir en el impuesto sobre la renta o en el </w:t>
       </w:r>
       <w:r>
         <w:rPr>
@@ -7482,25 +7226,13 @@
         <w:rPr>
           <w:rStyle w:val="Ttulo5Car"/>
         </w:rPr>
-        <w:t>Marco normativo aplicable</w:t>
-      </w:r>
-      <w:r>
-        <w:rPr>
-          <w:rStyle w:val="Ttulo5Car"/>
-        </w:rPr>
-        <w:t>.</w:t>
-      </w:r>
-      <w:r>
-        <w:rPr>
-          <w:lang w:val="es-419" w:eastAsia="es-CO"/>
-        </w:rPr>
-        <w:t xml:space="preserve"> </w:t>
-      </w:r>
-      <w:r>
-        <w:rPr>
-          <w:lang w:val="es-419" w:eastAsia="es-CO"/>
-        </w:rPr>
-        <w:t xml:space="preserve">La </w:t>
+        <w:t>Marco normativo aplicable.</w:t>
+      </w:r>
+      <w:r>
+        <w:rPr>
+          <w:lang w:val="es-419" w:eastAsia="es-CO"/>
+        </w:rPr>
+        <w:t xml:space="preserve"> La </w:t>
       </w:r>
       <w:r>
         <w:rPr>
@@ -7533,25 +7265,13 @@
         <w:rPr>
           <w:rStyle w:val="Ttulo5Car"/>
         </w:rPr>
-        <w:t>Requisitos desde el enfoque de control</w:t>
-      </w:r>
-      <w:r>
-        <w:rPr>
-          <w:rStyle w:val="Ttulo5Car"/>
-        </w:rPr>
-        <w:t>.</w:t>
-      </w:r>
-      <w:r>
-        <w:rPr>
-          <w:lang w:val="es-419" w:eastAsia="es-CO"/>
-        </w:rPr>
-        <w:t xml:space="preserve"> </w:t>
-      </w:r>
-      <w:r>
-        <w:rPr>
-          <w:lang w:val="es-419" w:eastAsia="es-CO"/>
-        </w:rPr>
-        <w:t>La devolución exige que el saldo a favor esté correctamente determinado y sustentado. Antes de radicar la solicitud, el contribuyente debe tener conciliadas las retenciones, los anticipos y los demás rubros que originaron el saldo, y contar con soportes claros y consistentes que respalden la información declarada. Una solicitud insuficientemente sustentada puede ser devuelta para subsanar requisitos o generar requerimientos adicionales.</w:t>
+        <w:t>Requisitos desde el enfoque de control.</w:t>
+      </w:r>
+      <w:r>
+        <w:rPr>
+          <w:lang w:val="es-419" w:eastAsia="es-CO"/>
+        </w:rPr>
+        <w:t xml:space="preserve"> La devolución exige que el saldo a favor esté correctamente determinado y sustentado. Antes de radicar la solicitud, el contribuyente debe tener conciliadas las retenciones, los anticipos y los demás rubros que originaron el saldo, y contar con soportes claros y consistentes que respalden la información declarada. Una solicitud insuficientemente sustentada puede ser devuelta para subsanar requisitos o generar requerimientos adicionales.</w:t>
       </w:r>
     </w:p>
     <w:p>
@@ -7570,25 +7290,13 @@
         <w:rPr>
           <w:rStyle w:val="Ttulo5Car"/>
         </w:rPr>
-        <w:t>Gestión operativa del trámite</w:t>
-      </w:r>
-      <w:r>
-        <w:rPr>
-          <w:rStyle w:val="Ttulo5Car"/>
-        </w:rPr>
-        <w:t>.</w:t>
-      </w:r>
-      <w:r>
-        <w:rPr>
-          <w:lang w:val="es-419" w:eastAsia="es-CO"/>
-        </w:rPr>
-        <w:t xml:space="preserve"> </w:t>
-      </w:r>
-      <w:r>
-        <w:rPr>
-          <w:lang w:val="es-419" w:eastAsia="es-CO"/>
-        </w:rPr>
-        <w:t xml:space="preserve">El procedimiento se realiza a través de los canales dispuestos por la </w:t>
+        <w:t>Gestión operativa del trámite.</w:t>
+      </w:r>
+      <w:r>
+        <w:rPr>
+          <w:lang w:val="es-419" w:eastAsia="es-CO"/>
+        </w:rPr>
+        <w:t xml:space="preserve"> El procedimiento se realiza a través de los canales dispuestos por la </w:t>
       </w:r>
       <w:r>
         <w:rPr>
@@ -7621,25 +7329,13 @@
         <w:rPr>
           <w:rStyle w:val="Ttulo5Car"/>
         </w:rPr>
-        <w:t>Tiempos de respuesta</w:t>
-      </w:r>
-      <w:r>
-        <w:rPr>
-          <w:rStyle w:val="Ttulo5Car"/>
-        </w:rPr>
-        <w:t>.</w:t>
-      </w:r>
-      <w:r>
-        <w:rPr>
-          <w:lang w:val="es-419" w:eastAsia="es-CO"/>
-        </w:rPr>
-        <w:t xml:space="preserve"> </w:t>
-      </w:r>
-      <w:r>
-        <w:rPr>
-          <w:lang w:val="es-419" w:eastAsia="es-CO"/>
-        </w:rPr>
-        <w:t xml:space="preserve">La </w:t>
+        <w:t>Tiempos de respuesta.</w:t>
+      </w:r>
+      <w:r>
+        <w:rPr>
+          <w:lang w:val="es-419" w:eastAsia="es-CO"/>
+        </w:rPr>
+        <w:t xml:space="preserve"> La </w:t>
       </w:r>
       <w:r>
         <w:rPr>
@@ -7778,25 +7474,13 @@
           <w:rStyle w:val="Ttulo5Car"/>
         </w:rPr>
         <w:lastRenderedPageBreak/>
-        <w:t>Concepto de compensación</w:t>
-      </w:r>
-      <w:r>
-        <w:rPr>
-          <w:rStyle w:val="Ttulo5Car"/>
-        </w:rPr>
-        <w:t>.</w:t>
-      </w:r>
-      <w:r>
-        <w:rPr>
-          <w:lang w:val="es-419" w:eastAsia="es-CO"/>
-        </w:rPr>
-        <w:t xml:space="preserve"> </w:t>
-      </w:r>
-      <w:r>
-        <w:rPr>
-          <w:lang w:val="es-419" w:eastAsia="es-CO"/>
-        </w:rPr>
-        <w:t>Permite aplicar el saldo a favor a deudas tributarias vigentes o imputarlo al periodo siguiente del mismo impuesto, conforme a lo previsto en el artículo 815 del Estatuto Tributario.</w:t>
+        <w:t>Concepto de compensación.</w:t>
+      </w:r>
+      <w:r>
+        <w:rPr>
+          <w:lang w:val="es-419" w:eastAsia="es-CO"/>
+        </w:rPr>
+        <w:t xml:space="preserve"> Permite aplicar el saldo a favor a deudas tributarias vigentes o imputarlo al periodo siguiente del mismo impuesto, conforme a lo previsto en el artículo 815 del Estatuto Tributario.</w:t>
       </w:r>
     </w:p>
     <w:p>
@@ -7815,25 +7499,13 @@
         <w:rPr>
           <w:rStyle w:val="Ttulo5Car"/>
         </w:rPr>
-        <w:t>Utilidad en la gestión tributaria</w:t>
-      </w:r>
-      <w:r>
-        <w:rPr>
-          <w:rStyle w:val="Ttulo5Car"/>
-        </w:rPr>
-        <w:t>.</w:t>
-      </w:r>
-      <w:r>
-        <w:rPr>
-          <w:lang w:val="es-419" w:eastAsia="es-CO"/>
-        </w:rPr>
-        <w:t xml:space="preserve"> </w:t>
-      </w:r>
-      <w:r>
-        <w:rPr>
-          <w:lang w:val="es-419" w:eastAsia="es-CO"/>
-        </w:rPr>
-        <w:t>Constituye una alternativa cuando el contribuyente tiene obligaciones pendientes y prefiere cruzar el saldo a favor en lugar de solicitar devolución en dinero, lo que facilita el cumplimiento oportuno de sus obligaciones fiscales.</w:t>
+        <w:t>Utilidad en la gestión tributaria.</w:t>
+      </w:r>
+      <w:r>
+        <w:rPr>
+          <w:lang w:val="es-419" w:eastAsia="es-CO"/>
+        </w:rPr>
+        <w:t xml:space="preserve"> Constituye una alternativa cuando el contribuyente tiene obligaciones pendientes y prefiere cruzar el saldo a favor en lugar de solicitar devolución en dinero, lo que facilita el cumplimiento oportuno de sus obligaciones fiscales.</w:t>
       </w:r>
     </w:p>
     <w:p>
@@ -7852,25 +7524,13 @@
         <w:rPr>
           <w:rStyle w:val="Ttulo5Car"/>
         </w:rPr>
-        <w:t>Verificación previa necesaria</w:t>
-      </w:r>
-      <w:r>
-        <w:rPr>
-          <w:rStyle w:val="Ttulo5Car"/>
-        </w:rPr>
-        <w:t>.</w:t>
-      </w:r>
-      <w:r>
-        <w:rPr>
-          <w:lang w:val="es-419" w:eastAsia="es-CO"/>
-        </w:rPr>
-        <w:t xml:space="preserve"> </w:t>
-      </w:r>
-      <w:r>
-        <w:rPr>
-          <w:lang w:val="es-419" w:eastAsia="es-CO"/>
-        </w:rPr>
-        <w:t>Implica revisar el estado de cuenta del contribuyente, identificar deudas exigibles y confirmar la pertinencia de aplicar el saldo a favor al periodo siguiente o a obligaciones existentes.</w:t>
+        <w:t>Verificación previa necesaria.</w:t>
+      </w:r>
+      <w:r>
+        <w:rPr>
+          <w:lang w:val="es-419" w:eastAsia="es-CO"/>
+        </w:rPr>
+        <w:t xml:space="preserve"> Implica revisar el estado de cuenta del contribuyente, identificar deudas exigibles y confirmar la pertinencia de aplicar el saldo a favor al periodo siguiente o a obligaciones existentes.</w:t>
       </w:r>
     </w:p>
     <w:p>
@@ -7889,25 +7549,13 @@
         <w:rPr>
           <w:rStyle w:val="Ttulo5Car"/>
         </w:rPr>
-        <w:t>Evidencia documental requerida</w:t>
-      </w:r>
-      <w:r>
-        <w:rPr>
-          <w:rStyle w:val="Ttulo5Car"/>
-        </w:rPr>
-        <w:t>.</w:t>
-      </w:r>
-      <w:r>
-        <w:rPr>
-          <w:lang w:val="es-419" w:eastAsia="es-CO"/>
-        </w:rPr>
-        <w:t xml:space="preserve"> </w:t>
-      </w:r>
-      <w:r>
-        <w:rPr>
-          <w:lang w:val="es-419" w:eastAsia="es-CO"/>
-        </w:rPr>
-        <w:t>El expediente tributario debe incluir la declaración que origina el saldo a favor, las conciliaciones y papeles de trabajo que sustentan su determinación, así como la trazabilidad del registro de imputación o compensación realizado.</w:t>
+        <w:t>Evidencia documental requerida.</w:t>
+      </w:r>
+      <w:r>
+        <w:rPr>
+          <w:lang w:val="es-419" w:eastAsia="es-CO"/>
+        </w:rPr>
+        <w:t xml:space="preserve"> El expediente tributario debe incluir la declaración que origina el saldo a favor, las conciliaciones y papeles de trabajo que sustentan su determinación, así como la trazabilidad del registro de imputación o compensación realizado.</w:t>
       </w:r>
     </w:p>
     <w:p>
@@ -8245,13 +7893,7 @@
         <w:rPr>
           <w:lang w:val="es-419" w:eastAsia="es-CO"/>
         </w:rPr>
-        <w:t xml:space="preserve">. </w:t>
-      </w:r>
-      <w:r>
-        <w:rPr>
-          <w:lang w:val="es-419" w:eastAsia="es-CO"/>
-        </w:rPr>
-        <w:t>Se utiliza cuando el constructor solicita recuperar el IVA pagado en materiales empleados en proyectos VIS o VIP. Suele aplicar a constructores de vivienda de interés social o prioritario. Permite verificar el cumplimiento de requisitos del proyecto, los soportes de compras y la correcta aplicación del beneficio.</w:t>
+        <w:t>. Se utiliza cuando el constructor solicita recuperar el IVA pagado en materiales empleados en proyectos VIS o VIP. Suele aplicar a constructores de vivienda de interés social o prioritario. Permite verificar el cumplimiento de requisitos del proyecto, los soportes de compras y la correcta aplicación del beneficio.</w:t>
       </w:r>
     </w:p>
     <w:p>
@@ -8270,25 +7912,13 @@
         <w:rPr>
           <w:rStyle w:val="Ttulo5Car"/>
         </w:rPr>
-        <w:t>Devolución o compensación por saldos a favor en renta</w:t>
-      </w:r>
-      <w:r>
-        <w:rPr>
-          <w:rStyle w:val="Ttulo5Car"/>
-        </w:rPr>
-        <w:t>.</w:t>
-      </w:r>
-      <w:r>
-        <w:rPr>
-          <w:lang w:val="es-419" w:eastAsia="es-CO"/>
-        </w:rPr>
-        <w:t xml:space="preserve"> </w:t>
-      </w:r>
-      <w:r>
-        <w:rPr>
-          <w:lang w:val="es-419" w:eastAsia="es-CO"/>
-        </w:rPr>
-        <w:t>Aplica cuando la declaración de renta genera saldo a favor y se solicita su devolución o compensación con otras obligaciones. Es común en contribuyentes que registran saldo a favor en renta. Facilita confirmar la adecuada determinación y conciliación del saldo.</w:t>
+        <w:t>Devolución o compensación por saldos a favor en renta.</w:t>
+      </w:r>
+      <w:r>
+        <w:rPr>
+          <w:lang w:val="es-419" w:eastAsia="es-CO"/>
+        </w:rPr>
+        <w:t xml:space="preserve"> Aplica cuando la declaración de renta genera saldo a favor y se solicita su devolución o compensación con otras obligaciones. Es común en contribuyentes que registran saldo a favor en renta. Facilita confirmar la adecuada determinación y conciliación del saldo.</w:t>
       </w:r>
     </w:p>
     <w:p>
@@ -8307,25 +7937,13 @@
         <w:rPr>
           <w:rStyle w:val="Ttulo5Car"/>
         </w:rPr>
-        <w:t>Devolución o compensación del saldo a favor del IVA</w:t>
-      </w:r>
-      <w:r>
-        <w:rPr>
-          <w:rStyle w:val="Ttulo5Car"/>
-        </w:rPr>
-        <w:t>.</w:t>
-      </w:r>
-      <w:r>
-        <w:rPr>
-          <w:lang w:val="es-419" w:eastAsia="es-CO"/>
-        </w:rPr>
-        <w:t xml:space="preserve"> </w:t>
-      </w:r>
-      <w:r>
-        <w:rPr>
-          <w:lang w:val="es-419" w:eastAsia="es-CO"/>
-        </w:rPr>
-        <w:t>Se utiliza cuando en el impuesto sobre las ventas se origina saldo a favor y se solicita devolución o compensación. Es frecuente en responsables del IVA con dicho saldo. Permite revisar la coherencia de las operaciones, los soportes y los periodos declarados.</w:t>
+        <w:t>Devolución o compensación del saldo a favor del IVA.</w:t>
+      </w:r>
+      <w:r>
+        <w:rPr>
+          <w:lang w:val="es-419" w:eastAsia="es-CO"/>
+        </w:rPr>
+        <w:t xml:space="preserve"> Se utiliza cuando en el impuesto sobre las ventas se origina saldo a favor y se solicita devolución o compensación. Es frecuente en responsables del IVA con dicho saldo. Permite revisar la coherencia de las operaciones, los soportes y los periodos declarados.</w:t>
       </w:r>
     </w:p>
     <w:p>
@@ -8344,25 +7962,13 @@
         <w:rPr>
           <w:rStyle w:val="Ttulo5Car"/>
         </w:rPr>
-        <w:t>Devolución del IVA e INC a diplomáticos y organismos internacionales</w:t>
-      </w:r>
-      <w:r>
-        <w:rPr>
-          <w:rStyle w:val="Ttulo5Car"/>
-        </w:rPr>
-        <w:t>.</w:t>
-      </w:r>
-      <w:r>
-        <w:rPr>
-          <w:lang w:val="es-419" w:eastAsia="es-CO"/>
-        </w:rPr>
-        <w:t xml:space="preserve"> </w:t>
-      </w:r>
-      <w:r>
-        <w:rPr>
-          <w:lang w:val="es-419" w:eastAsia="es-CO"/>
-        </w:rPr>
-        <w:t xml:space="preserve">Procede cuando aplica el régimen de privilegios fiscales conforme a acreditación y convenios vigentes. Suele corresponder a misiones diplomáticas y organismos </w:t>
+        <w:t>Devolución del IVA e INC a diplomáticos y organismos internacionales.</w:t>
+      </w:r>
+      <w:r>
+        <w:rPr>
+          <w:lang w:val="es-419" w:eastAsia="es-CO"/>
+        </w:rPr>
+        <w:t xml:space="preserve"> Procede cuando aplica el régimen de privilegios fiscales conforme a acreditación y convenios vigentes. Suele corresponder a misiones diplomáticas y organismos </w:t>
       </w:r>
       <w:r>
         <w:rPr>
@@ -8388,25 +7994,13 @@
         <w:rPr>
           <w:rStyle w:val="Ttulo5Car"/>
         </w:rPr>
-        <w:t>Devolución del IVA a instituciones estatales u oficiales de educación superior</w:t>
-      </w:r>
-      <w:r>
-        <w:rPr>
-          <w:rStyle w:val="Ttulo5Car"/>
-        </w:rPr>
-        <w:t>.</w:t>
-      </w:r>
-      <w:r>
-        <w:rPr>
-          <w:lang w:val="es-419" w:eastAsia="es-CO"/>
-        </w:rPr>
-        <w:t xml:space="preserve"> </w:t>
-      </w:r>
-      <w:r>
-        <w:rPr>
-          <w:lang w:val="es-419" w:eastAsia="es-CO"/>
-        </w:rPr>
-        <w:t>Se usa cuando una institución estatal solicita la devolución del IVA pagado en bienes o servicios. Aplica a instituciones oficiales de educación superior. Permite confirmar el cumplimiento de las condiciones del procedimiento y los soportes de adquisición.</w:t>
+        <w:t>Devolución del IVA a instituciones estatales u oficiales de educación superior.</w:t>
+      </w:r>
+      <w:r>
+        <w:rPr>
+          <w:lang w:val="es-419" w:eastAsia="es-CO"/>
+        </w:rPr>
+        <w:t xml:space="preserve"> Se usa cuando una institución estatal solicita la devolución del IVA pagado en bienes o servicios. Aplica a instituciones oficiales de educación superior. Permite confirmar el cumplimiento de las condiciones del procedimiento y los soportes de adquisición.</w:t>
       </w:r>
     </w:p>
     <w:p>
@@ -8425,25 +8019,13 @@
         <w:rPr>
           <w:rStyle w:val="Ttulo5Car"/>
         </w:rPr>
-        <w:t>Devolución de pagos en exceso o de lo no debido</w:t>
-      </w:r>
-      <w:r>
-        <w:rPr>
-          <w:rStyle w:val="Ttulo5Car"/>
-        </w:rPr>
-        <w:t>.</w:t>
-      </w:r>
-      <w:r>
-        <w:rPr>
-          <w:lang w:val="es-419" w:eastAsia="es-CO"/>
-        </w:rPr>
-        <w:t xml:space="preserve"> </w:t>
-      </w:r>
-      <w:r>
-        <w:rPr>
-          <w:lang w:val="es-419" w:eastAsia="es-CO"/>
-        </w:rPr>
-        <w:t>Aplica cuando se demuestra un pago superior al debido o sin causa legal. Puede presentarse en contribuyentes que acreditan dicho pago. Facilita verificar la evidencia del pago y la inexistencia de obligación.</w:t>
+        <w:t>Devolución de pagos en exceso o de lo no debido.</w:t>
+      </w:r>
+      <w:r>
+        <w:rPr>
+          <w:lang w:val="es-419" w:eastAsia="es-CO"/>
+        </w:rPr>
+        <w:t xml:space="preserve"> Aplica cuando se demuestra un pago superior al debido o sin causa legal. Puede presentarse en contribuyentes que acreditan dicho pago. Facilita verificar la evidencia del pago y la inexistencia de obligación.</w:t>
       </w:r>
     </w:p>
     <w:p>
@@ -8462,13 +8044,7 @@
         <w:rPr>
           <w:rStyle w:val="Ttulo5Car"/>
         </w:rPr>
-        <w:t>Devolución de IVA a turistas extranjeros</w:t>
-      </w:r>
-      <w:r>
-        <w:rPr>
-          <w:rStyle w:val="Ttulo5Car"/>
-        </w:rPr>
-        <w:t xml:space="preserve">. </w:t>
+        <w:t xml:space="preserve">Devolución de IVA a turistas extranjeros. </w:t>
       </w:r>
       <w:r>
         <w:rPr>
@@ -8493,13 +8069,7 @@
         <w:rPr>
           <w:rStyle w:val="Ttulo5Car"/>
         </w:rPr>
-        <w:t>Devoluciones de oficio</w:t>
-      </w:r>
-      <w:r>
-        <w:rPr>
-          <w:rStyle w:val="Ttulo5Car"/>
-        </w:rPr>
-        <w:t xml:space="preserve">. </w:t>
+        <w:t xml:space="preserve">Devoluciones de oficio. </w:t>
       </w:r>
       <w:r>
         <w:rPr>
@@ -8554,25 +8124,13 @@
         <w:rPr>
           <w:rStyle w:val="Ttulo5Car"/>
         </w:rPr>
-        <w:t>Concepto de requerimiento</w:t>
-      </w:r>
-      <w:r>
-        <w:rPr>
-          <w:rStyle w:val="Ttulo5Car"/>
-        </w:rPr>
-        <w:t>.</w:t>
-      </w:r>
-      <w:r>
-        <w:rPr>
-          <w:lang w:val="es-419" w:eastAsia="es-CO"/>
-        </w:rPr>
-        <w:t xml:space="preserve"> </w:t>
-      </w:r>
-      <w:r>
-        <w:rPr>
-          <w:lang w:val="es-419" w:eastAsia="es-CO"/>
-        </w:rPr>
-        <w:t>Los requerimientos son solicitudes formales de información, pruebas o aclaraciones relacionadas con la verificación de la situación tributaria del contribuyente. Estas actuaciones se fundamentan en las facultades de fiscalización e investigación de la administración tributaria previstas en el artículo 684 del Estatuto Tributario, que incluyen verificar la exactitud de las declaraciones, solicitar documentos, exigir exhibición de libros y realizar cruces de información con terceros.</w:t>
+        <w:t>Concepto de requerimiento.</w:t>
+      </w:r>
+      <w:r>
+        <w:rPr>
+          <w:lang w:val="es-419" w:eastAsia="es-CO"/>
+        </w:rPr>
+        <w:t xml:space="preserve"> Los requerimientos son solicitudes formales de información, pruebas o aclaraciones relacionadas con la verificación de la situación tributaria del contribuyente. Estas actuaciones se fundamentan en las facultades de fiscalización e investigación de la administración tributaria previstas en el artículo 684 del Estatuto Tributario, que incluyen verificar la exactitud de las declaraciones, solicitar documentos, exigir exhibición de libros y realizar cruces de información con terceros.</w:t>
       </w:r>
     </w:p>
     <w:p>
@@ -8591,25 +8149,13 @@
         <w:rPr>
           <w:rStyle w:val="Ttulo5Car"/>
         </w:rPr>
-        <w:t>Deber de atender requerimientos</w:t>
-      </w:r>
-      <w:r>
-        <w:rPr>
-          <w:rStyle w:val="Ttulo5Car"/>
-        </w:rPr>
-        <w:t>.</w:t>
-      </w:r>
-      <w:r>
-        <w:rPr>
-          <w:lang w:val="es-419" w:eastAsia="es-CO"/>
-        </w:rPr>
-        <w:t xml:space="preserve"> </w:t>
-      </w:r>
-      <w:r>
-        <w:rPr>
-          <w:lang w:val="es-419" w:eastAsia="es-CO"/>
-        </w:rPr>
-        <w:t>El Estatuto Tributario establece la obligación del contribuyente de atender los requerimientos de información y pruebas formulados por la administración tributaria (artículo 686) (Congreso de la República, 1989). En términos operativos, esto implica responder de forma completa y oportuna, aportando evidencias organizadas que permitan sustentar los valores declarados.</w:t>
+        <w:t>Deber de atender requerimientos.</w:t>
+      </w:r>
+      <w:r>
+        <w:rPr>
+          <w:lang w:val="es-419" w:eastAsia="es-CO"/>
+        </w:rPr>
+        <w:t xml:space="preserve"> El Estatuto Tributario establece la obligación del contribuyente de atender los requerimientos de información y pruebas formulados por la administración tributaria (artículo 686) (Congreso de la República, 1989). En términos operativos, esto implica responder de forma completa y oportuna, aportando evidencias organizadas que permitan sustentar los valores declarados.</w:t>
       </w:r>
     </w:p>
     <w:p>
@@ -8628,25 +8174,13 @@
         <w:rPr>
           <w:rStyle w:val="Ttulo5Car"/>
         </w:rPr>
-        <w:t>Instrumentos que fortalecen la respuesta</w:t>
-      </w:r>
-      <w:r>
-        <w:rPr>
-          <w:rStyle w:val="Ttulo5Car"/>
-        </w:rPr>
-        <w:t>.</w:t>
-      </w:r>
-      <w:r>
-        <w:rPr>
-          <w:lang w:val="es-419" w:eastAsia="es-CO"/>
-        </w:rPr>
-        <w:t xml:space="preserve"> </w:t>
-      </w:r>
-      <w:r>
-        <w:rPr>
-          <w:lang w:val="es-419" w:eastAsia="es-CO"/>
-        </w:rPr>
-        <w:t>La experiencia práctica muestra que una respuesta sólida se construye con instrumentos de control como la matriz soporte–dato–casilla, conciliaciones que expliquen el origen de las cifras, papeles de trabajo que reproduzcan el cálculo realizado y evidencias del trámite de presentación, tales como el formulario presentado en PDF, la constancia de presentación y el soporte de pago cuando corresponda.</w:t>
+        <w:t>Instrumentos que fortalecen la respuesta.</w:t>
+      </w:r>
+      <w:r>
+        <w:rPr>
+          <w:lang w:val="es-419" w:eastAsia="es-CO"/>
+        </w:rPr>
+        <w:t xml:space="preserve"> La experiencia práctica muestra que una respuesta sólida se construye con instrumentos de control como la matriz soporte–dato–casilla, conciliaciones que expliquen el origen de las cifras, papeles de trabajo que reproduzcan el cálculo realizado y evidencias del trámite de presentación, tales como el formulario presentado en PDF, la constancia de presentación y el soporte de pago cuando corresponda.</w:t>
       </w:r>
     </w:p>
     <w:p>
@@ -8666,25 +8200,13 @@
           <w:rStyle w:val="Ttulo5Car"/>
         </w:rPr>
         <w:lastRenderedPageBreak/>
-        <w:t>Tipos de actuaciones de fiscalización</w:t>
-      </w:r>
-      <w:r>
-        <w:rPr>
-          <w:rStyle w:val="Ttulo5Car"/>
-        </w:rPr>
-        <w:t>.</w:t>
-      </w:r>
-      <w:r>
-        <w:rPr>
-          <w:lang w:val="es-419" w:eastAsia="es-CO"/>
-        </w:rPr>
-        <w:t xml:space="preserve"> </w:t>
-      </w:r>
-      <w:r>
-        <w:rPr>
-          <w:lang w:val="es-419" w:eastAsia="es-CO"/>
-        </w:rPr>
-        <w:t>Es importante distinguir entre actuaciones previas de verificación, como requerimientos ordinarios de información, autos de verificación o cruces, y actuaciones propias del proceso de determinación oficial del impuesto. El requerimiento especial constituye una etapa previa a la liquidación oficial de revisión conforme al artículo 703 del Estatuto Tributario.</w:t>
+        <w:t>Tipos de actuaciones de fiscalización.</w:t>
+      </w:r>
+      <w:r>
+        <w:rPr>
+          <w:lang w:val="es-419" w:eastAsia="es-CO"/>
+        </w:rPr>
+        <w:t xml:space="preserve"> Es importante distinguir entre actuaciones previas de verificación, como requerimientos ordinarios de información, autos de verificación o cruces, y actuaciones propias del proceso de determinación oficial del impuesto. El requerimiento especial constituye una etapa previa a la liquidación oficial de revisión conforme al artículo 703 del Estatuto Tributario.</w:t>
       </w:r>
     </w:p>
     <w:p>
@@ -8703,25 +8225,13 @@
         <w:rPr>
           <w:rStyle w:val="Ttulo5Car"/>
         </w:rPr>
-        <w:t>Riesgo operativo asociado</w:t>
-      </w:r>
-      <w:r>
-        <w:rPr>
-          <w:rStyle w:val="Ttulo5Car"/>
-        </w:rPr>
-        <w:t>.</w:t>
-      </w:r>
-      <w:r>
-        <w:rPr>
-          <w:lang w:val="es-419" w:eastAsia="es-CO"/>
-        </w:rPr>
-        <w:t xml:space="preserve"> </w:t>
-      </w:r>
-      <w:r>
-        <w:rPr>
-          <w:lang w:val="es-419" w:eastAsia="es-CO"/>
-        </w:rPr>
-        <w:t>Una respuesta tardía o insuficientemente sustentada puede generar el escalamiento del proceso administrativo hacia etapas formales de determinación del impuesto, lo cual puede implicar ajustes oficiales o sanciones.</w:t>
+        <w:t>Riesgo operativo asociado.</w:t>
+      </w:r>
+      <w:r>
+        <w:rPr>
+          <w:lang w:val="es-419" w:eastAsia="es-CO"/>
+        </w:rPr>
+        <w:t xml:space="preserve"> Una respuesta tardía o insuficientemente sustentada puede generar el escalamiento del proceso administrativo hacia etapas formales de determinación del impuesto, lo cual puede implicar ajustes oficiales o sanciones.</w:t>
       </w:r>
     </w:p>
     <w:p>
@@ -8760,25 +8270,13 @@
         <w:rPr>
           <w:rStyle w:val="Ttulo5Car"/>
         </w:rPr>
-        <w:t>Soporte de ingresos</w:t>
-      </w:r>
-      <w:r>
-        <w:rPr>
-          <w:rStyle w:val="Ttulo5Car"/>
-        </w:rPr>
-        <w:t>.</w:t>
-      </w:r>
-      <w:r>
-        <w:rPr>
-          <w:lang w:val="es-419" w:eastAsia="es-CO"/>
-        </w:rPr>
-        <w:t xml:space="preserve"> </w:t>
-      </w:r>
-      <w:r>
-        <w:rPr>
-          <w:lang w:val="es-419" w:eastAsia="es-CO"/>
-        </w:rPr>
-        <w:t>Debe entregar certificados, extractos y reportes por fuente junto con la conciliación correspondiente. Se sustenta en el expediente mediante una hoja de conciliación con los soportes organizados por cada pagador.</w:t>
+        <w:t>Soporte de ingresos.</w:t>
+      </w:r>
+      <w:r>
+        <w:rPr>
+          <w:lang w:val="es-419" w:eastAsia="es-CO"/>
+        </w:rPr>
+        <w:t xml:space="preserve"> Debe entregar certificados, extractos y reportes por fuente junto con la conciliación correspondiente. Se sustenta en el expediente mediante una hoja de conciliación con los soportes organizados por cada pagador.</w:t>
       </w:r>
     </w:p>
     <w:p>
@@ -8797,13 +8295,7 @@
         <w:rPr>
           <w:rStyle w:val="Ttulo5Car"/>
         </w:rPr>
-        <w:t>Soporte de costos o deducciones</w:t>
-      </w:r>
-      <w:r>
-        <w:rPr>
-          <w:rStyle w:val="Ttulo5Car"/>
-        </w:rPr>
-        <w:t xml:space="preserve">. </w:t>
+        <w:t xml:space="preserve">Soporte de costos o deducciones. </w:t>
       </w:r>
       <w:r>
         <w:rPr>
@@ -8828,25 +8320,13 @@
         <w:rPr>
           <w:rStyle w:val="Ttulo5Car"/>
         </w:rPr>
-        <w:t>Retenciones en la fuente</w:t>
-      </w:r>
-      <w:r>
-        <w:rPr>
-          <w:rStyle w:val="Ttulo5Car"/>
-        </w:rPr>
-        <w:t>.</w:t>
-      </w:r>
-      <w:r>
-        <w:rPr>
-          <w:lang w:val="es-419" w:eastAsia="es-CO"/>
-        </w:rPr>
-        <w:t xml:space="preserve"> </w:t>
-      </w:r>
-      <w:r>
-        <w:rPr>
-          <w:lang w:val="es-419" w:eastAsia="es-CO"/>
-        </w:rPr>
-        <w:t>Debe aportar certificados expedidos por los agentes retenedores y la conciliación de los valores. Se respalda con una tabla de cruce entre las retenciones declaradas y las certificadas.</w:t>
+        <w:t>Retenciones en la fuente.</w:t>
+      </w:r>
+      <w:r>
+        <w:rPr>
+          <w:lang w:val="es-419" w:eastAsia="es-CO"/>
+        </w:rPr>
+        <w:t xml:space="preserve"> Debe aportar certificados expedidos por los agentes retenedores y la conciliación de los valores. Se respalda con una tabla de cruce entre las retenciones declaradas y las certificadas.</w:t>
       </w:r>
     </w:p>
     <w:p>
@@ -8866,25 +8346,13 @@
           <w:rStyle w:val="Ttulo5Car"/>
         </w:rPr>
         <w:lastRenderedPageBreak/>
-        <w:t>Estados financieros o contabilidad (si aplica)</w:t>
-      </w:r>
-      <w:r>
-        <w:rPr>
-          <w:rStyle w:val="Ttulo5Car"/>
-        </w:rPr>
-        <w:t>.</w:t>
-      </w:r>
-      <w:r>
-        <w:rPr>
-          <w:lang w:val="es-419" w:eastAsia="es-CO"/>
-        </w:rPr>
-        <w:t xml:space="preserve"> </w:t>
-      </w:r>
-      <w:r>
-        <w:rPr>
-          <w:lang w:val="es-419" w:eastAsia="es-CO"/>
-        </w:rPr>
-        <w:t>Debe entregar estados financieros, auxiliares contables, libros y soportes documentales. Se sustenta con una carpeta contable organizada que incluye referencias a los renglones de la declaración.</w:t>
+        <w:t>Estados financieros o contabilidad (si aplica).</w:t>
+      </w:r>
+      <w:r>
+        <w:rPr>
+          <w:lang w:val="es-419" w:eastAsia="es-CO"/>
+        </w:rPr>
+        <w:t xml:space="preserve"> Debe entregar estados financieros, auxiliares contables, libros y soportes documentales. Se sustenta con una carpeta contable organizada que incluye referencias a los renglones de la declaración.</w:t>
       </w:r>
     </w:p>
     <w:p>
@@ -8903,25 +8371,13 @@
         <w:rPr>
           <w:rStyle w:val="Ttulo5Car"/>
         </w:rPr>
-        <w:t>Explicación de variaciones</w:t>
-      </w:r>
-      <w:r>
-        <w:rPr>
-          <w:rStyle w:val="Ttulo5Car"/>
-        </w:rPr>
-        <w:t>.</w:t>
-      </w:r>
-      <w:r>
-        <w:rPr>
-          <w:lang w:val="es-419" w:eastAsia="es-CO"/>
-        </w:rPr>
-        <w:t xml:space="preserve"> </w:t>
-      </w:r>
-      <w:r>
-        <w:rPr>
-          <w:lang w:val="es-419" w:eastAsia="es-CO"/>
-        </w:rPr>
-        <w:t>Debe anexar una nota explicativa con la comparación interanual de cifras. Se soporta mediante un papel de trabajo comparativo acompañado de los documentos que justifican los cambios.</w:t>
+        <w:t>Explicación de variaciones.</w:t>
+      </w:r>
+      <w:r>
+        <w:rPr>
+          <w:lang w:val="es-419" w:eastAsia="es-CO"/>
+        </w:rPr>
+        <w:t xml:space="preserve"> Debe anexar una nota explicativa con la comparación interanual de cifras. Se soporta mediante un papel de trabajo comparativo acompañado de los documentos que justifican los cambios.</w:t>
       </w:r>
     </w:p>
     <w:p>
@@ -9268,6 +8724,7 @@
         <w:rPr>
           <w:lang w:eastAsia="es-CO"/>
         </w:rPr>
+        <w:lastRenderedPageBreak/>
         <w:t>Para organizar la planeación del trabajo, se puede utilizar un formato base de plan de auditoría tributaria aplicada:</w:t>
       </w:r>
     </w:p>
@@ -9310,13 +8767,7 @@
         <w:rPr>
           <w:rStyle w:val="Ttulo5Car"/>
         </w:rPr>
-        <w:t>Objetivo</w:t>
-      </w:r>
-      <w:r>
-        <w:rPr>
-          <w:rStyle w:val="Ttulo5Car"/>
-        </w:rPr>
-        <w:t>.</w:t>
+        <w:t>Objetivo.</w:t>
       </w:r>
       <w:r>
         <w:rPr>
@@ -9355,25 +8806,13 @@
         <w:rPr>
           <w:rStyle w:val="Ttulo5Car"/>
         </w:rPr>
-        <w:t>Alcance</w:t>
-      </w:r>
-      <w:r>
-        <w:rPr>
-          <w:rStyle w:val="Ttulo5Car"/>
-        </w:rPr>
-        <w:t>.</w:t>
-      </w:r>
-      <w:r>
-        <w:rPr>
-          <w:lang w:val="es-419" w:eastAsia="es-CO"/>
-        </w:rPr>
-        <w:t xml:space="preserve"> </w:t>
-      </w:r>
-      <w:r>
-        <w:rPr>
-          <w:lang w:val="es-419" w:eastAsia="es-CO"/>
-        </w:rPr>
-        <w:t>Impuestos o formularios revisados, periodo, rubros incluidos y límites.</w:t>
+        <w:t>Alcance.</w:t>
+      </w:r>
+      <w:r>
+        <w:rPr>
+          <w:lang w:val="es-419" w:eastAsia="es-CO"/>
+        </w:rPr>
+        <w:t xml:space="preserve"> Impuestos o formularios revisados, periodo, rubros incluidos y límites.</w:t>
       </w:r>
     </w:p>
     <w:p>
@@ -9392,25 +8831,13 @@
         <w:rPr>
           <w:rStyle w:val="Ttulo5Car"/>
         </w:rPr>
-        <w:t>Criterios</w:t>
-      </w:r>
-      <w:r>
-        <w:rPr>
-          <w:rStyle w:val="Ttulo5Car"/>
-        </w:rPr>
-        <w:t>.</w:t>
-      </w:r>
-      <w:r>
-        <w:rPr>
-          <w:lang w:val="es-419" w:eastAsia="es-CO"/>
-        </w:rPr>
-        <w:t xml:space="preserve"> </w:t>
-      </w:r>
-      <w:r>
-        <w:rPr>
-          <w:lang w:val="es-419" w:eastAsia="es-CO"/>
-        </w:rPr>
-        <w:t>Normas aplicables, instructivos y procedimientos internos.</w:t>
+        <w:t>Criterios.</w:t>
+      </w:r>
+      <w:r>
+        <w:rPr>
+          <w:lang w:val="es-419" w:eastAsia="es-CO"/>
+        </w:rPr>
+        <w:t xml:space="preserve"> Normas aplicables, instructivos y procedimientos internos.</w:t>
       </w:r>
     </w:p>
     <w:p>
@@ -9429,25 +8856,13 @@
         <w:rPr>
           <w:rStyle w:val="Ttulo5Car"/>
         </w:rPr>
-        <w:t>Fuentes</w:t>
-      </w:r>
-      <w:r>
-        <w:rPr>
-          <w:rStyle w:val="Ttulo5Car"/>
-        </w:rPr>
-        <w:t>.</w:t>
-      </w:r>
-      <w:r>
-        <w:rPr>
-          <w:lang w:val="es-419" w:eastAsia="es-CO"/>
-        </w:rPr>
-        <w:t xml:space="preserve"> </w:t>
-      </w:r>
-      <w:r>
-        <w:rPr>
-          <w:lang w:val="es-419" w:eastAsia="es-CO"/>
-        </w:rPr>
-        <w:t>Contabilidad, reportes de terceros, facturación electrónica, declaraciones previas y soportes.</w:t>
+        <w:t>Fuentes.</w:t>
+      </w:r>
+      <w:r>
+        <w:rPr>
+          <w:lang w:val="es-419" w:eastAsia="es-CO"/>
+        </w:rPr>
+        <w:t xml:space="preserve"> Contabilidad, reportes de terceros, facturación electrónica, declaraciones previas y soportes.</w:t>
       </w:r>
     </w:p>
     <w:p>
@@ -9467,25 +8882,13 @@
           <w:rStyle w:val="Ttulo5Car"/>
         </w:rPr>
         <w:lastRenderedPageBreak/>
-        <w:t>Riesgos priorizados</w:t>
-      </w:r>
-      <w:r>
-        <w:rPr>
-          <w:rStyle w:val="Ttulo5Car"/>
-        </w:rPr>
-        <w:t>.</w:t>
-      </w:r>
-      <w:r>
-        <w:rPr>
-          <w:lang w:val="es-419" w:eastAsia="es-CO"/>
-        </w:rPr>
-        <w:t xml:space="preserve"> </w:t>
-      </w:r>
-      <w:r>
-        <w:rPr>
-          <w:lang w:val="es-419" w:eastAsia="es-CO"/>
-        </w:rPr>
-        <w:t>Omisiones, duplicidades, soportes insuficientes o parametrización errada.</w:t>
+        <w:t>Riesgos priorizados.</w:t>
+      </w:r>
+      <w:r>
+        <w:rPr>
+          <w:lang w:val="es-419" w:eastAsia="es-CO"/>
+        </w:rPr>
+        <w:t xml:space="preserve"> Omisiones, duplicidades, soportes insuficientes o parametrización errada.</w:t>
       </w:r>
     </w:p>
     <w:p>
@@ -9504,25 +8907,13 @@
         <w:rPr>
           <w:rStyle w:val="Ttulo5Car"/>
         </w:rPr>
-        <w:t>Muestreo</w:t>
-      </w:r>
-      <w:r>
-        <w:rPr>
-          <w:rStyle w:val="Ttulo5Car"/>
-        </w:rPr>
-        <w:t>.</w:t>
-      </w:r>
-      <w:r>
-        <w:rPr>
-          <w:lang w:val="es-419" w:eastAsia="es-CO"/>
-        </w:rPr>
-        <w:t xml:space="preserve"> </w:t>
-      </w:r>
-      <w:r>
-        <w:rPr>
-          <w:lang w:val="es-419" w:eastAsia="es-CO"/>
-        </w:rPr>
-        <w:t>Método utilizado, tamaño y justificación.</w:t>
+        <w:t>Muestreo.</w:t>
+      </w:r>
+      <w:r>
+        <w:rPr>
+          <w:lang w:val="es-419" w:eastAsia="es-CO"/>
+        </w:rPr>
+        <w:t xml:space="preserve"> Método utilizado, tamaño y justificación.</w:t>
       </w:r>
     </w:p>
     <w:p>
@@ -9541,25 +8932,13 @@
         <w:rPr>
           <w:rStyle w:val="Ttulo5Car"/>
         </w:rPr>
-        <w:t>Entregables</w:t>
-      </w:r>
-      <w:r>
-        <w:rPr>
-          <w:rStyle w:val="Ttulo5Car"/>
-        </w:rPr>
-        <w:t>.</w:t>
-      </w:r>
-      <w:r>
-        <w:rPr>
-          <w:lang w:val="es-419" w:eastAsia="es-CO"/>
-        </w:rPr>
-        <w:t xml:space="preserve"> </w:t>
-      </w:r>
-      <w:r>
-        <w:rPr>
-          <w:lang w:val="es-419" w:eastAsia="es-CO"/>
-        </w:rPr>
-        <w:t>Papeles de trabajo, informe y plan de acción.</w:t>
+        <w:t>Entregables.</w:t>
+      </w:r>
+      <w:r>
+        <w:rPr>
+          <w:lang w:val="es-419" w:eastAsia="es-CO"/>
+        </w:rPr>
+        <w:t xml:space="preserve"> Papeles de trabajo, informe y plan de acción.</w:t>
       </w:r>
     </w:p>
     <w:p>
@@ -9584,25 +8963,13 @@
         <w:rPr>
           <w:rStyle w:val="Ttulo5Car"/>
         </w:rPr>
-        <w:t>Responsables y fechas</w:t>
-      </w:r>
-      <w:r>
-        <w:rPr>
-          <w:rStyle w:val="Ttulo5Car"/>
-        </w:rPr>
-        <w:t>.</w:t>
-      </w:r>
-      <w:r>
-        <w:rPr>
-          <w:lang w:val="es-419" w:eastAsia="es-CO"/>
-        </w:rPr>
-        <w:t xml:space="preserve"> </w:t>
-      </w:r>
-      <w:r>
-        <w:rPr>
-          <w:lang w:val="es-419" w:eastAsia="es-CO"/>
-        </w:rPr>
-        <w:t>Responsable, revisores y cronograma.</w:t>
+        <w:t>Responsables y fechas.</w:t>
+      </w:r>
+      <w:r>
+        <w:rPr>
+          <w:lang w:val="es-419" w:eastAsia="es-CO"/>
+        </w:rPr>
+        <w:t xml:space="preserve"> Responsable, revisores y cronograma.</w:t>
       </w:r>
     </w:p>
     <w:p>
@@ -9684,25 +9051,13 @@
         <w:rPr>
           <w:rStyle w:val="Ttulo5Car"/>
         </w:rPr>
-        <w:t>Soporte</w:t>
-      </w:r>
-      <w:r>
-        <w:rPr>
-          <w:rStyle w:val="Ttulo5Car"/>
-        </w:rPr>
-        <w:t>.</w:t>
-      </w:r>
-      <w:r>
-        <w:rPr>
-          <w:lang w:val="es-419" w:eastAsia="es-CO"/>
-        </w:rPr>
-        <w:t xml:space="preserve"> </w:t>
-      </w:r>
-      <w:r>
-        <w:rPr>
-          <w:lang w:val="es-419" w:eastAsia="es-CO"/>
-        </w:rPr>
-        <w:t>Existencia del hecho económico y su periodo.</w:t>
+        <w:t>Soporte.</w:t>
+      </w:r>
+      <w:r>
+        <w:rPr>
+          <w:lang w:val="es-419" w:eastAsia="es-CO"/>
+        </w:rPr>
+        <w:t xml:space="preserve"> Existencia del hecho económico y su periodo.</w:t>
       </w:r>
     </w:p>
     <w:p>
@@ -9721,25 +9076,13 @@
         <w:rPr>
           <w:rStyle w:val="Ttulo5Car"/>
         </w:rPr>
-        <w:t>Dato calculado</w:t>
-      </w:r>
-      <w:r>
-        <w:rPr>
-          <w:rStyle w:val="Ttulo5Car"/>
-        </w:rPr>
-        <w:t>.</w:t>
-      </w:r>
-      <w:r>
-        <w:rPr>
-          <w:lang w:val="es-419" w:eastAsia="es-CO"/>
-        </w:rPr>
-        <w:t xml:space="preserve"> </w:t>
-      </w:r>
-      <w:r>
-        <w:rPr>
-          <w:lang w:val="es-419" w:eastAsia="es-CO"/>
-        </w:rPr>
-        <w:t>Correcta determinación del valor.</w:t>
+        <w:t>Dato calculado.</w:t>
+      </w:r>
+      <w:r>
+        <w:rPr>
+          <w:lang w:val="es-419" w:eastAsia="es-CO"/>
+        </w:rPr>
+        <w:t xml:space="preserve"> Correcta determinación del valor.</w:t>
       </w:r>
     </w:p>
     <w:p>
@@ -9759,25 +9102,13 @@
           <w:rStyle w:val="Ttulo5Car"/>
         </w:rPr>
         <w:lastRenderedPageBreak/>
-        <w:t>Casilla del formulario</w:t>
-      </w:r>
-      <w:r>
-        <w:rPr>
-          <w:rStyle w:val="Ttulo5Car"/>
-        </w:rPr>
-        <w:t>.</w:t>
-      </w:r>
-      <w:r>
-        <w:rPr>
-          <w:lang w:val="es-419" w:eastAsia="es-CO"/>
-        </w:rPr>
-        <w:t xml:space="preserve"> </w:t>
-      </w:r>
-      <w:r>
-        <w:rPr>
-          <w:lang w:val="es-419" w:eastAsia="es-CO"/>
-        </w:rPr>
-        <w:t>Registro adecuado en la declaración.</w:t>
+        <w:t>Casilla del formulario.</w:t>
+      </w:r>
+      <w:r>
+        <w:rPr>
+          <w:lang w:val="es-419" w:eastAsia="es-CO"/>
+        </w:rPr>
+        <w:t xml:space="preserve"> Registro adecuado en la declaración.</w:t>
       </w:r>
     </w:p>
     <w:p>
@@ -9802,25 +9133,13 @@
         <w:rPr>
           <w:rStyle w:val="Ttulo5Car"/>
         </w:rPr>
-        <w:t>Evidencia</w:t>
-      </w:r>
-      <w:r>
-        <w:rPr>
-          <w:rStyle w:val="Ttulo5Car"/>
-        </w:rPr>
-        <w:t>.</w:t>
-      </w:r>
-      <w:r>
-        <w:rPr>
-          <w:lang w:val="es-419" w:eastAsia="es-CO"/>
-        </w:rPr>
-        <w:t xml:space="preserve"> </w:t>
-      </w:r>
-      <w:r>
-        <w:rPr>
-          <w:lang w:val="es-419" w:eastAsia="es-CO"/>
-        </w:rPr>
-        <w:t>Documentación disponible para responder a fiscalización.</w:t>
+        <w:t>Evidencia.</w:t>
+      </w:r>
+      <w:r>
+        <w:rPr>
+          <w:lang w:val="es-419" w:eastAsia="es-CO"/>
+        </w:rPr>
+        <w:t xml:space="preserve"> Documentación disponible para responder a fiscalización.</w:t>
       </w:r>
     </w:p>
     <w:p>
@@ -10073,25 +9392,13 @@
         <w:rPr>
           <w:rStyle w:val="Ttulo5Car"/>
         </w:rPr>
-        <w:t>Exactitud</w:t>
-      </w:r>
-      <w:r>
-        <w:rPr>
-          <w:rStyle w:val="Ttulo5Car"/>
-        </w:rPr>
-        <w:t>.</w:t>
-      </w:r>
-      <w:r>
-        <w:rPr>
-          <w:lang w:val="es-419" w:eastAsia="es-CO"/>
-        </w:rPr>
-        <w:t xml:space="preserve"> </w:t>
-      </w:r>
-      <w:r>
-        <w:rPr>
-          <w:lang w:val="es-419" w:eastAsia="es-CO"/>
-        </w:rPr>
-        <w:t>Se presenta cuando existe un error en el cálculo o en la clasificación de rubros, por ejemplo, una base o retención mal determinada. Se prueba mediante el recálculo con soportes y papeles de trabajo. Se cuantifica por la diferencia en el impuesto a cargo o en el saldo a favor. La prioridad sugerida es alta.</w:t>
+        <w:t>Exactitud.</w:t>
+      </w:r>
+      <w:r>
+        <w:rPr>
+          <w:lang w:val="es-419" w:eastAsia="es-CO"/>
+        </w:rPr>
+        <w:t xml:space="preserve"> Se presenta cuando existe un error en el cálculo o en la clasificación de rubros, por ejemplo, una base o retención mal determinada. Se prueba mediante el recálculo con soportes y papeles de trabajo. Se cuantifica por la diferencia en el impuesto a cargo o en el saldo a favor. La prioridad sugerida es alta.</w:t>
       </w:r>
     </w:p>
     <w:p>
@@ -10110,25 +9417,13 @@
         <w:rPr>
           <w:rStyle w:val="Ttulo5Car"/>
         </w:rPr>
-        <w:t>Completitud</w:t>
-      </w:r>
-      <w:r>
-        <w:rPr>
-          <w:rStyle w:val="Ttulo5Car"/>
-        </w:rPr>
-        <w:t>.</w:t>
-      </w:r>
-      <w:r>
-        <w:rPr>
-          <w:lang w:val="es-419" w:eastAsia="es-CO"/>
-        </w:rPr>
-        <w:t xml:space="preserve"> </w:t>
-      </w:r>
-      <w:r>
-        <w:rPr>
-          <w:lang w:val="es-419" w:eastAsia="es-CO"/>
-        </w:rPr>
-        <w:t xml:space="preserve">Ocurre cuando se omiten ingresos, retenciones u otros conceptos exigibles. Se evidencia al comparar certificados o reportes con los valores </w:t>
+        <w:t>Completitud.</w:t>
+      </w:r>
+      <w:r>
+        <w:rPr>
+          <w:lang w:val="es-419" w:eastAsia="es-CO"/>
+        </w:rPr>
+        <w:t xml:space="preserve"> Ocurre cuando se omiten ingresos, retenciones u otros conceptos exigibles. Se evidencia al comparar certificados o reportes con los valores </w:t>
       </w:r>
       <w:r>
         <w:rPr>
@@ -10154,25 +9449,13 @@
         <w:rPr>
           <w:rStyle w:val="Ttulo5Car"/>
         </w:rPr>
-        <w:t>Consistencia</w:t>
-      </w:r>
-      <w:r>
-        <w:rPr>
-          <w:rStyle w:val="Ttulo5Car"/>
-        </w:rPr>
-        <w:t>.</w:t>
-      </w:r>
-      <w:r>
-        <w:rPr>
-          <w:lang w:val="es-419" w:eastAsia="es-CO"/>
-        </w:rPr>
-        <w:t xml:space="preserve"> </w:t>
-      </w:r>
-      <w:r>
-        <w:rPr>
-          <w:lang w:val="es-419" w:eastAsia="es-CO"/>
-        </w:rPr>
-        <w:t>Surge cuando los cálculos no concilian entre soportes, papeles de trabajo y formulario presentado, por ejemplo, diferencias entre Excel y el formulario. Se prueba mediante el cruce renglón a renglón. Se cuantifica por diferencias derivadas de digitación o ubicación incorrecta. La prioridad sugerida es media.</w:t>
+        <w:t>Consistencia.</w:t>
+      </w:r>
+      <w:r>
+        <w:rPr>
+          <w:lang w:val="es-419" w:eastAsia="es-CO"/>
+        </w:rPr>
+        <w:t xml:space="preserve"> Surge cuando los cálculos no concilian entre soportes, papeles de trabajo y formulario presentado, por ejemplo, diferencias entre Excel y el formulario. Se prueba mediante el cruce renglón a renglón. Se cuantifica por diferencias derivadas de digitación o ubicación incorrecta. La prioridad sugerida es media.</w:t>
       </w:r>
     </w:p>
     <w:p>
@@ -10191,25 +9474,13 @@
         <w:rPr>
           <w:rStyle w:val="Ttulo5Car"/>
         </w:rPr>
-        <w:t>Soporte</w:t>
-      </w:r>
-      <w:r>
-        <w:rPr>
-          <w:rStyle w:val="Ttulo5Car"/>
-        </w:rPr>
-        <w:t>.</w:t>
-      </w:r>
-      <w:r>
-        <w:rPr>
-          <w:lang w:val="es-419" w:eastAsia="es-CO"/>
-        </w:rPr>
-        <w:t xml:space="preserve"> </w:t>
-      </w:r>
-      <w:r>
-        <w:rPr>
-          <w:lang w:val="es-419" w:eastAsia="es-CO"/>
-        </w:rPr>
-        <w:t>Se presenta cuando una deducción o impuesto descontable carece de soporte idóneo. Se verifica con la revisión documental de requisitos formales. Se cuantifica en términos de riesgo de rechazo del rubro en una fiscalización. La prioridad sugerida es alta.</w:t>
+        <w:t>Soporte.</w:t>
+      </w:r>
+      <w:r>
+        <w:rPr>
+          <w:lang w:val="es-419" w:eastAsia="es-CO"/>
+        </w:rPr>
+        <w:t xml:space="preserve"> Se presenta cuando una deducción o impuesto descontable carece de soporte idóneo. Se verifica con la revisión documental de requisitos formales. Se cuantifica en términos de riesgo de rechazo del rubro en una fiscalización. La prioridad sugerida es alta.</w:t>
       </w:r>
     </w:p>
     <w:p>
@@ -10228,25 +9499,13 @@
         <w:rPr>
           <w:rStyle w:val="Ttulo5Car"/>
         </w:rPr>
-        <w:t>Formal</w:t>
-      </w:r>
-      <w:r>
-        <w:rPr>
-          <w:rStyle w:val="Ttulo5Car"/>
-        </w:rPr>
-        <w:t>.</w:t>
-      </w:r>
-      <w:r>
-        <w:rPr>
-          <w:lang w:val="es-419" w:eastAsia="es-CO"/>
-        </w:rPr>
-        <w:t xml:space="preserve"> </w:t>
-      </w:r>
-      <w:r>
-        <w:rPr>
-          <w:lang w:val="es-419" w:eastAsia="es-CO"/>
-        </w:rPr>
-        <w:t>Se relaciona con aspectos como evidencia incompleta de presentación, periodo o archivo. Se comprueba al constatar la ausencia de PDF, constancias u otros documentos. Se cuantifica como riesgo documental o probatorio. La prioridad sugerida es media.</w:t>
+        <w:t>Formal.</w:t>
+      </w:r>
+      <w:r>
+        <w:rPr>
+          <w:lang w:val="es-419" w:eastAsia="es-CO"/>
+        </w:rPr>
+        <w:t xml:space="preserve"> Se relaciona con aspectos como evidencia incompleta de presentación, periodo o archivo. Se comprueba al constatar la ausencia de PDF, constancias u otros documentos. Se cuantifica como riesgo documental o probatorio. La prioridad sugerida es media.</w:t>
       </w:r>
     </w:p>
     <w:p>
@@ -10418,25 +9677,13 @@
         <w:rPr>
           <w:rStyle w:val="Ttulo5Car"/>
         </w:rPr>
-        <w:t>Identificación</w:t>
-      </w:r>
-      <w:r>
-        <w:rPr>
-          <w:rStyle w:val="Ttulo5Car"/>
-        </w:rPr>
-        <w:t>.</w:t>
-      </w:r>
-      <w:r>
-        <w:rPr>
-          <w:lang w:val="es-419" w:eastAsia="es-CO"/>
-        </w:rPr>
-        <w:t xml:space="preserve"> </w:t>
-      </w:r>
-      <w:r>
-        <w:rPr>
-          <w:lang w:val="es-419" w:eastAsia="es-CO"/>
-        </w:rPr>
-        <w:t>Incluye el periodo auditado, el impuesto revisado, el formulario correspondiente y el equipo auditor responsable.</w:t>
+        <w:t>Identificación.</w:t>
+      </w:r>
+      <w:r>
+        <w:rPr>
+          <w:lang w:val="es-419" w:eastAsia="es-CO"/>
+        </w:rPr>
+        <w:t xml:space="preserve"> Incluye el periodo auditado, el impuesto revisado, el formulario correspondiente y el equipo auditor responsable.</w:t>
       </w:r>
     </w:p>
     <w:p>
@@ -10455,25 +9702,13 @@
         <w:rPr>
           <w:rStyle w:val="Ttulo5Car"/>
         </w:rPr>
-        <w:t>Objetivo y alcance</w:t>
-      </w:r>
-      <w:r>
-        <w:rPr>
-          <w:rStyle w:val="Ttulo5Car"/>
-        </w:rPr>
-        <w:t>.</w:t>
-      </w:r>
-      <w:r>
-        <w:rPr>
-          <w:lang w:val="es-419" w:eastAsia="es-CO"/>
-        </w:rPr>
-        <w:t xml:space="preserve"> </w:t>
-      </w:r>
-      <w:r>
-        <w:rPr>
-          <w:lang w:val="es-419" w:eastAsia="es-CO"/>
-        </w:rPr>
-        <w:t>Define el propósito del trabajo y delimita los aspectos revisados, los límites del análisis y su justificación.</w:t>
+        <w:t>Objetivo y alcance.</w:t>
+      </w:r>
+      <w:r>
+        <w:rPr>
+          <w:lang w:val="es-419" w:eastAsia="es-CO"/>
+        </w:rPr>
+        <w:t xml:space="preserve"> Define el propósito del trabajo y delimita los aspectos revisados, los límites del análisis y su justificación.</w:t>
       </w:r>
     </w:p>
     <w:p>
@@ -10492,25 +9727,13 @@
         <w:rPr>
           <w:rStyle w:val="Ttulo5Car"/>
         </w:rPr>
-        <w:t>Criterios</w:t>
-      </w:r>
-      <w:r>
-        <w:rPr>
-          <w:rStyle w:val="Ttulo5Car"/>
-        </w:rPr>
-        <w:t>.</w:t>
-      </w:r>
-      <w:r>
-        <w:rPr>
-          <w:lang w:val="es-419" w:eastAsia="es-CO"/>
-        </w:rPr>
-        <w:t xml:space="preserve"> </w:t>
-      </w:r>
-      <w:r>
-        <w:rPr>
-          <w:lang w:val="es-419" w:eastAsia="es-CO"/>
-        </w:rPr>
-        <w:t>Señala las normas tributarias aplicables, instructivos, controles internos y papeles de trabajo considerados.</w:t>
+        <w:t>Criterios.</w:t>
+      </w:r>
+      <w:r>
+        <w:rPr>
+          <w:lang w:val="es-419" w:eastAsia="es-CO"/>
+        </w:rPr>
+        <w:t xml:space="preserve"> Señala las normas tributarias aplicables, instructivos, controles internos y papeles de trabajo considerados.</w:t>
       </w:r>
     </w:p>
     <w:p>
@@ -10530,25 +9753,13 @@
           <w:rStyle w:val="Ttulo5Car"/>
         </w:rPr>
         <w:lastRenderedPageBreak/>
-        <w:t>Metodología</w:t>
-      </w:r>
-      <w:r>
-        <w:rPr>
-          <w:rStyle w:val="Ttulo5Car"/>
-        </w:rPr>
-        <w:t>.</w:t>
-      </w:r>
-      <w:r>
-        <w:rPr>
-          <w:lang w:val="es-419" w:eastAsia="es-CO"/>
-        </w:rPr>
-        <w:t xml:space="preserve"> </w:t>
-      </w:r>
-      <w:r>
-        <w:rPr>
-          <w:lang w:val="es-419" w:eastAsia="es-CO"/>
-        </w:rPr>
-        <w:t>Explica el tipo de muestreo, las pruebas aplicadas y las fuentes de información utilizadas en la revisión.</w:t>
+        <w:t>Metodología.</w:t>
+      </w:r>
+      <w:r>
+        <w:rPr>
+          <w:lang w:val="es-419" w:eastAsia="es-CO"/>
+        </w:rPr>
+        <w:t xml:space="preserve"> Explica el tipo de muestreo, las pruebas aplicadas y las fuentes de información utilizadas en la revisión.</w:t>
       </w:r>
     </w:p>
     <w:p>
@@ -10567,25 +9778,13 @@
         <w:rPr>
           <w:rStyle w:val="Ttulo5Car"/>
         </w:rPr>
-        <w:t>Hallazgos</w:t>
-      </w:r>
-      <w:r>
-        <w:rPr>
-          <w:rStyle w:val="Ttulo5Car"/>
-        </w:rPr>
-        <w:t>.</w:t>
-      </w:r>
-      <w:r>
-        <w:rPr>
-          <w:lang w:val="es-419" w:eastAsia="es-CO"/>
-        </w:rPr>
-        <w:t xml:space="preserve"> </w:t>
-      </w:r>
-      <w:r>
-        <w:rPr>
-          <w:lang w:val="es-419" w:eastAsia="es-CO"/>
-        </w:rPr>
-        <w:t>Presenta las diferencias encontradas, la evidencia disponible, el criterio afectado y el impacto identificado.</w:t>
+        <w:t>Hallazgos.</w:t>
+      </w:r>
+      <w:r>
+        <w:rPr>
+          <w:lang w:val="es-419" w:eastAsia="es-CO"/>
+        </w:rPr>
+        <w:t xml:space="preserve"> Presenta las diferencias encontradas, la evidencia disponible, el criterio afectado y el impacto identificado.</w:t>
       </w:r>
     </w:p>
     <w:p>
@@ -10604,25 +9803,13 @@
         <w:rPr>
           <w:rStyle w:val="Ttulo5Car"/>
         </w:rPr>
-        <w:t>Recomendaciones</w:t>
-      </w:r>
-      <w:r>
-        <w:rPr>
-          <w:rStyle w:val="Ttulo5Car"/>
-        </w:rPr>
-        <w:t>.</w:t>
-      </w:r>
-      <w:r>
-        <w:rPr>
-          <w:lang w:val="es-419" w:eastAsia="es-CO"/>
-        </w:rPr>
-        <w:t xml:space="preserve"> </w:t>
-      </w:r>
-      <w:r>
-        <w:rPr>
-          <w:lang w:val="es-419" w:eastAsia="es-CO"/>
-        </w:rPr>
-        <w:t>Plantea acciones preventivas o correctivas orientadas a mejorar el proceso y evitar recurrencia de fallas.</w:t>
+        <w:t>Recomendaciones.</w:t>
+      </w:r>
+      <w:r>
+        <w:rPr>
+          <w:lang w:val="es-419" w:eastAsia="es-CO"/>
+        </w:rPr>
+        <w:t xml:space="preserve"> Plantea acciones preventivas o correctivas orientadas a mejorar el proceso y evitar recurrencia de fallas.</w:t>
       </w:r>
     </w:p>
     <w:p>
@@ -10641,25 +9828,13 @@
         <w:rPr>
           <w:rStyle w:val="Ttulo5Car"/>
         </w:rPr>
-        <w:t>Plan de acción</w:t>
-      </w:r>
-      <w:r>
-        <w:rPr>
-          <w:rStyle w:val="Ttulo5Car"/>
-        </w:rPr>
-        <w:t>.</w:t>
-      </w:r>
-      <w:r>
-        <w:rPr>
-          <w:lang w:val="es-419" w:eastAsia="es-CO"/>
-        </w:rPr>
-        <w:t xml:space="preserve"> </w:t>
-      </w:r>
-      <w:r>
-        <w:rPr>
-          <w:lang w:val="es-419" w:eastAsia="es-CO"/>
-        </w:rPr>
-        <w:t>Define responsables, fechas de cumplimiento y evidencias requeridas para el cierre de cada acción.</w:t>
+        <w:t>Plan de acción.</w:t>
+      </w:r>
+      <w:r>
+        <w:rPr>
+          <w:lang w:val="es-419" w:eastAsia="es-CO"/>
+        </w:rPr>
+        <w:t xml:space="preserve"> Define responsables, fechas de cumplimiento y evidencias requeridas para el cierre de cada acción.</w:t>
       </w:r>
     </w:p>
     <w:p>
@@ -10678,25 +9853,13 @@
         <w:rPr>
           <w:rStyle w:val="Ttulo5Car"/>
         </w:rPr>
-        <w:t>Anexos</w:t>
-      </w:r>
-      <w:r>
-        <w:rPr>
-          <w:rStyle w:val="Ttulo5Car"/>
-        </w:rPr>
-        <w:t>.</w:t>
-      </w:r>
-      <w:r>
-        <w:rPr>
-          <w:lang w:val="es-419" w:eastAsia="es-CO"/>
-        </w:rPr>
-        <w:t xml:space="preserve"> </w:t>
-      </w:r>
-      <w:r>
-        <w:rPr>
-          <w:lang w:val="es-419" w:eastAsia="es-CO"/>
-        </w:rPr>
-        <w:t>Incorpora matrices de auditoría, conciliaciones y soportes relevantes que respaldan el informe.</w:t>
+        <w:t>Anexos.</w:t>
+      </w:r>
+      <w:r>
+        <w:rPr>
+          <w:lang w:val="es-419" w:eastAsia="es-CO"/>
+        </w:rPr>
+        <w:t xml:space="preserve"> Incorpora matrices de auditoría, conciliaciones y soportes relevantes que respaldan el informe.</w:t>
       </w:r>
     </w:p>
     <w:p>
@@ -11356,25 +10519,13 @@
         <w:rPr>
           <w:rStyle w:val="Ttulo5Car"/>
         </w:rPr>
-        <w:t>Ser pocos y accionables</w:t>
-      </w:r>
-      <w:r>
-        <w:rPr>
-          <w:rStyle w:val="Ttulo5Car"/>
-        </w:rPr>
-        <w:t>.</w:t>
-      </w:r>
-      <w:r>
-        <w:rPr>
-          <w:lang w:val="es-419" w:eastAsia="es-CO"/>
-        </w:rPr>
-        <w:t xml:space="preserve"> </w:t>
-      </w:r>
-      <w:r>
-        <w:rPr>
-          <w:lang w:val="es-419" w:eastAsia="es-CO"/>
-        </w:rPr>
-        <w:t>Permiten concentrar el análisis en aspectos críticos del proceso.</w:t>
+        <w:t>Ser pocos y accionables.</w:t>
+      </w:r>
+      <w:r>
+        <w:rPr>
+          <w:lang w:val="es-419" w:eastAsia="es-CO"/>
+        </w:rPr>
+        <w:t xml:space="preserve"> Permiten concentrar el análisis en aspectos críticos del proceso.</w:t>
       </w:r>
     </w:p>
     <w:p>
@@ -11393,25 +10544,13 @@
         <w:rPr>
           <w:rStyle w:val="Ttulo5Car"/>
         </w:rPr>
-        <w:t>Relacionarse con riesgos concretos</w:t>
-      </w:r>
-      <w:r>
-        <w:rPr>
-          <w:rStyle w:val="Ttulo5Car"/>
-        </w:rPr>
-        <w:t>.</w:t>
-      </w:r>
-      <w:r>
-        <w:rPr>
-          <w:lang w:val="es-419" w:eastAsia="es-CO"/>
-        </w:rPr>
-        <w:t xml:space="preserve"> </w:t>
-      </w:r>
-      <w:r>
-        <w:rPr>
-          <w:lang w:val="es-419" w:eastAsia="es-CO"/>
-        </w:rPr>
-        <w:t>Facilitan identificar causas como parametrización incorrecta, conciliación insuficiente o controles previos débiles.</w:t>
+        <w:t>Relacionarse con riesgos concretos.</w:t>
+      </w:r>
+      <w:r>
+        <w:rPr>
+          <w:lang w:val="es-419" w:eastAsia="es-CO"/>
+        </w:rPr>
+        <w:t xml:space="preserve"> Facilitan identificar causas como parametrización incorrecta, conciliación insuficiente o controles previos débiles.</w:t>
       </w:r>
     </w:p>
     <w:p>
@@ -11430,13 +10569,7 @@
         <w:rPr>
           <w:rStyle w:val="Ttulo5Car"/>
         </w:rPr>
-        <w:t>Conectar medición con mejora</w:t>
-      </w:r>
-      <w:r>
-        <w:rPr>
-          <w:rStyle w:val="Ttulo5Car"/>
-        </w:rPr>
-        <w:t xml:space="preserve">. </w:t>
+        <w:t xml:space="preserve">Conectar medición con mejora. </w:t>
       </w:r>
       <w:r>
         <w:rPr>
@@ -11461,25 +10594,13 @@
         <w:rPr>
           <w:rStyle w:val="Ttulo5Car"/>
         </w:rPr>
-        <w:t>Integrarse al ciclo PHVA</w:t>
-      </w:r>
-      <w:r>
-        <w:rPr>
-          <w:rStyle w:val="Ttulo5Car"/>
-        </w:rPr>
-        <w:t>.</w:t>
-      </w:r>
-      <w:r>
-        <w:rPr>
-          <w:lang w:val="es-419" w:eastAsia="es-CO"/>
-        </w:rPr>
-        <w:t xml:space="preserve"> </w:t>
-      </w:r>
-      <w:r>
-        <w:rPr>
-          <w:lang w:val="es-419" w:eastAsia="es-CO"/>
-        </w:rPr>
-        <w:t>Apoyan la planeación de metas, la verificación de resultados y la implementación de acciones correctivas.</w:t>
+        <w:t>Integrarse al ciclo PHVA.</w:t>
+      </w:r>
+      <w:r>
+        <w:rPr>
+          <w:lang w:val="es-419" w:eastAsia="es-CO"/>
+        </w:rPr>
+        <w:t xml:space="preserve"> Apoyan la planeación de metas, la verificación de resultados y la implementación de acciones correctivas.</w:t>
       </w:r>
     </w:p>
     <w:p>
@@ -12352,27 +11473,14 @@
         <w:rPr>
           <w:rStyle w:val="Ttulo5Car"/>
         </w:rPr>
-        <w:t>Planear</w:t>
-      </w:r>
-      <w:r>
-        <w:rPr>
-          <w:rStyle w:val="Ttulo5Car"/>
-        </w:rPr>
-        <w:t>.</w:t>
+        <w:t>Planear.</w:t>
       </w:r>
       <w:r>
         <w:rPr>
           <w:noProof/>
           <w:lang w:eastAsia="es-CO"/>
         </w:rPr>
-        <w:t xml:space="preserve"> </w:t>
-      </w:r>
-      <w:r>
-        <w:rPr>
-          <w:noProof/>
-          <w:lang w:eastAsia="es-CO"/>
-        </w:rPr>
-        <w:t>Definir metas del periodo, identificar riesgos tributarios, establecer controles preventivos, organizar el cronograma y asignar responsables del proceso.</w:t>
+        <w:t xml:space="preserve"> Definir metas del periodo, identificar riesgos tributarios, establecer controles preventivos, organizar el cronograma y asignar responsables del proceso.</w:t>
       </w:r>
     </w:p>
     <w:p>
@@ -12394,25 +11502,13 @@
         <w:rPr>
           <w:rStyle w:val="Ttulo5Car"/>
         </w:rPr>
-        <w:t>Hacer</w:t>
-      </w:r>
-      <w:r>
-        <w:rPr>
-          <w:rStyle w:val="Ttulo5Car"/>
-        </w:rPr>
-        <w:t>.</w:t>
+        <w:t>Hacer.</w:t>
       </w:r>
       <w:r>
         <w:rPr>
           <w:lang w:eastAsia="es-CO"/>
         </w:rPr>
-        <w:t xml:space="preserve"> </w:t>
-      </w:r>
-      <w:r>
-        <w:rPr>
-          <w:lang w:eastAsia="es-CO"/>
-        </w:rPr>
-        <w:t>Ejecutar la elaboración, revisión y presentación de las declaraciones conforme a la guía técnica y a los controles definidos previamente.</w:t>
+        <w:t xml:space="preserve"> Ejecutar la elaboración, revisión y presentación de las declaraciones conforme a la guía técnica y a los controles definidos previamente.</w:t>
       </w:r>
       <w:r>
         <w:rPr>
@@ -12437,25 +11533,13 @@
         <w:rPr>
           <w:rStyle w:val="Ttulo5Car"/>
         </w:rPr>
-        <w:t>Verificar</w:t>
-      </w:r>
-      <w:r>
-        <w:rPr>
-          <w:rStyle w:val="Ttulo5Car"/>
-        </w:rPr>
-        <w:t>.</w:t>
+        <w:t>Verificar.</w:t>
       </w:r>
       <w:r>
         <w:rPr>
           <w:lang w:eastAsia="es-CO"/>
         </w:rPr>
-        <w:t xml:space="preserve"> </w:t>
-      </w:r>
-      <w:r>
-        <w:rPr>
-          <w:lang w:eastAsia="es-CO"/>
-        </w:rPr>
-        <w:t>Medir resultados mediante indicadores, evidenciar hallazgos a través de conciliaciones, listas de chequeo y pruebas documentales.</w:t>
+        <w:t xml:space="preserve"> Medir resultados mediante indicadores, evidenciar hallazgos a través de conciliaciones, listas de chequeo y pruebas documentales.</w:t>
       </w:r>
     </w:p>
     <w:p>
@@ -12483,25 +11567,13 @@
           <w:rStyle w:val="Ttulo5Car"/>
         </w:rPr>
         <w:lastRenderedPageBreak/>
-        <w:t>Actuar</w:t>
-      </w:r>
-      <w:r>
-        <w:rPr>
-          <w:rStyle w:val="Ttulo5Car"/>
-        </w:rPr>
-        <w:t>.</w:t>
+        <w:t>Actuar.</w:t>
       </w:r>
       <w:r>
         <w:rPr>
           <w:lang w:eastAsia="es-CO"/>
         </w:rPr>
-        <w:t xml:space="preserve"> </w:t>
-      </w:r>
-      <w:r>
-        <w:rPr>
-          <w:lang w:eastAsia="es-CO"/>
-        </w:rPr>
-        <w:t>Implementar acciones correctivas y preventivas, actualizar formatos y protocolos, y controlar las versiones del proceso tributario.</w:t>
+        <w:t xml:space="preserve"> Implementar acciones correctivas y preventivas, actualizar formatos y protocolos, y controlar las versiones del proceso tributario.</w:t>
       </w:r>
     </w:p>
     <w:p>
@@ -14541,25 +13613,13 @@
         <w:rPr>
           <w:rStyle w:val="Ttulo5Car"/>
         </w:rPr>
-        <w:t>Integridad</w:t>
-      </w:r>
-      <w:r>
-        <w:rPr>
-          <w:rStyle w:val="Ttulo5Car"/>
-        </w:rPr>
-        <w:t>.</w:t>
-      </w:r>
-      <w:r>
-        <w:rPr>
-          <w:lang w:val="es-419" w:eastAsia="es-CO"/>
-        </w:rPr>
-        <w:t xml:space="preserve"> </w:t>
-      </w:r>
-      <w:r>
-        <w:rPr>
-          <w:lang w:val="es-419" w:eastAsia="es-CO"/>
-        </w:rPr>
-        <w:t>Garantiza que el documento conserve su contenido, contexto y estructura original.</w:t>
+        <w:t>Integridad.</w:t>
+      </w:r>
+      <w:r>
+        <w:rPr>
+          <w:lang w:val="es-419" w:eastAsia="es-CO"/>
+        </w:rPr>
+        <w:t xml:space="preserve"> Garantiza que el documento conserve su contenido, contexto y estructura original.</w:t>
       </w:r>
     </w:p>
     <w:p>
@@ -14578,25 +13638,13 @@
         <w:rPr>
           <w:rStyle w:val="Ttulo5Car"/>
         </w:rPr>
-        <w:t>Trazabilidad</w:t>
-      </w:r>
-      <w:r>
-        <w:rPr>
-          <w:rStyle w:val="Ttulo5Car"/>
-        </w:rPr>
-        <w:t>.</w:t>
-      </w:r>
-      <w:r>
-        <w:rPr>
-          <w:lang w:val="es-419" w:eastAsia="es-CO"/>
-        </w:rPr>
-        <w:t xml:space="preserve"> </w:t>
-      </w:r>
-      <w:r>
-        <w:rPr>
-          <w:lang w:val="es-419" w:eastAsia="es-CO"/>
-        </w:rPr>
-        <w:t>Permite identificar quién creó el documento, cuándo, con qué propósito y cómo se relaciona con el expediente del periodo.</w:t>
+        <w:t>Trazabilidad.</w:t>
+      </w:r>
+      <w:r>
+        <w:rPr>
+          <w:lang w:val="es-419" w:eastAsia="es-CO"/>
+        </w:rPr>
+        <w:t xml:space="preserve"> Permite identificar quién creó el documento, cuándo, con qué propósito y cómo se relaciona con el expediente del periodo.</w:t>
       </w:r>
     </w:p>
     <w:p>
@@ -16548,31 +15596,7 @@
         <w:rPr>
           <w:lang w:val="es-419" w:eastAsia="es-CO"/>
         </w:rPr>
-        <w:t xml:space="preserve">De esta forma, cualquier revisor puede comprender el estado del periodo, identificar verificaciones realizadas, reconocer hallazgos detectados y evaluar acciones implementadas. Esta dinámica se vincula directamente con la gestión documental tratada en el subtema anterior, </w:t>
-      </w:r>
-      <w:r>
-        <w:rPr>
-          <w:lang w:val="es-419" w:eastAsia="es-CO"/>
-        </w:rPr>
-        <w:t>ya que,</w:t>
-      </w:r>
-      <w:r>
-        <w:rPr>
-          <w:lang w:val="es-419" w:eastAsia="es-CO"/>
-        </w:rPr>
-        <w:t xml:space="preserve"> sin control de versiones, custodia adecuada y respaldo de evidencias, el producto integrador pierde efectividad como instrumento de control. A </w:t>
-      </w:r>
-      <w:r>
-        <w:rPr>
-          <w:lang w:val="es-419" w:eastAsia="es-CO"/>
-        </w:rPr>
-        <w:t>continuación,</w:t>
-      </w:r>
-      <w:r>
-        <w:rPr>
-          <w:lang w:val="es-419" w:eastAsia="es-CO"/>
-        </w:rPr>
-        <w:t xml:space="preserve"> se presenta la estructura del producto integrador y el propósito de cada uno de sus componentes.</w:t>
+        <w:t>De esta forma, cualquier revisor puede comprender el estado del periodo, identificar verificaciones realizadas, reconocer hallazgos detectados y evaluar acciones implementadas. Esta dinámica se vincula directamente con la gestión documental tratada en el subtema anterior, ya que, sin control de versiones, custodia adecuada y respaldo de evidencias, el producto integrador pierde efectividad como instrumento de control. A continuación, se presenta la estructura del producto integrador y el propósito de cada uno de sus componentes.</w:t>
       </w:r>
     </w:p>
     <w:p>
@@ -16599,25 +15623,13 @@
           <w:rStyle w:val="Ttulo5Car"/>
         </w:rPr>
         <w:lastRenderedPageBreak/>
-        <w:t>Tablero de control</w:t>
-      </w:r>
-      <w:r>
-        <w:rPr>
-          <w:rStyle w:val="Ttulo5Car"/>
-        </w:rPr>
-        <w:t>.</w:t>
-      </w:r>
-      <w:r>
-        <w:rPr>
-          <w:lang w:val="es-419" w:eastAsia="es-CO"/>
-        </w:rPr>
-        <w:t xml:space="preserve"> </w:t>
-      </w:r>
-      <w:r>
-        <w:rPr>
-          <w:lang w:val="es-419" w:eastAsia="es-CO"/>
-        </w:rPr>
-        <w:t>Permite medir el desempeño del periodo y generar alertas frente a desviaciones. Se utiliza durante el desarrollo del periodo y al momento del cierre. Deja como evidencia indicadores, semáforos de gestión y análisis de tendencias.</w:t>
+        <w:t>Tablero de control.</w:t>
+      </w:r>
+      <w:r>
+        <w:rPr>
+          <w:lang w:val="es-419" w:eastAsia="es-CO"/>
+        </w:rPr>
+        <w:t xml:space="preserve"> Permite medir el desempeño del periodo y generar alertas frente a desviaciones. Se utiliza durante el desarrollo del periodo y al momento del cierre. Deja como evidencia indicadores, semáforos de gestión y análisis de tendencias.</w:t>
       </w:r>
     </w:p>
     <w:p>
@@ -16636,25 +15648,13 @@
         <w:rPr>
           <w:rStyle w:val="Ttulo5Car"/>
         </w:rPr>
-        <w:t>Lista de chequeo</w:t>
-      </w:r>
-      <w:r>
-        <w:rPr>
-          <w:rStyle w:val="Ttulo5Car"/>
-        </w:rPr>
-        <w:t>.</w:t>
-      </w:r>
-      <w:r>
-        <w:rPr>
-          <w:lang w:val="es-419" w:eastAsia="es-CO"/>
-        </w:rPr>
-        <w:t xml:space="preserve"> </w:t>
-      </w:r>
-      <w:r>
-        <w:rPr>
-          <w:lang w:val="es-419" w:eastAsia="es-CO"/>
-        </w:rPr>
-        <w:t>Facilita verificar el cumplimiento de requisitos mínimos antes de la presentación de la declaración. Se emplea antes de firmar o presentar. Genera como evidencia un registro de verificación con observaciones y confirmaciones.</w:t>
+        <w:t>Lista de chequeo.</w:t>
+      </w:r>
+      <w:r>
+        <w:rPr>
+          <w:lang w:val="es-419" w:eastAsia="es-CO"/>
+        </w:rPr>
+        <w:t xml:space="preserve"> Facilita verificar el cumplimiento de requisitos mínimos antes de la presentación de la declaración. Se emplea antes de firmar o presentar. Genera como evidencia un registro de verificación con observaciones y confirmaciones.</w:t>
       </w:r>
     </w:p>
     <w:p>
@@ -16673,25 +15673,13 @@
         <w:rPr>
           <w:rStyle w:val="Ttulo5Car"/>
         </w:rPr>
-        <w:t>Informe de auditoría</w:t>
-      </w:r>
-      <w:r>
-        <w:rPr>
-          <w:rStyle w:val="Ttulo5Car"/>
-        </w:rPr>
-        <w:t>.</w:t>
-      </w:r>
-      <w:r>
-        <w:rPr>
-          <w:lang w:val="es-419" w:eastAsia="es-CO"/>
-        </w:rPr>
-        <w:t xml:space="preserve"> </w:t>
-      </w:r>
-      <w:r>
-        <w:rPr>
-          <w:lang w:val="es-419" w:eastAsia="es-CO"/>
-        </w:rPr>
-        <w:t>Sirve para sustentar, mediante pruebas, que el proceso y la declaración fueron objeto de revisión. Puede utilizarse antes o después de la presentación. Deja evidencia de hallazgos, pruebas recopiladas, impactos identificados y recomendaciones.</w:t>
+        <w:t>Informe de auditoría.</w:t>
+      </w:r>
+      <w:r>
+        <w:rPr>
+          <w:lang w:val="es-419" w:eastAsia="es-CO"/>
+        </w:rPr>
+        <w:t xml:space="preserve"> Sirve para sustentar, mediante pruebas, que el proceso y la declaración fueron objeto de revisión. Puede utilizarse antes o después de la presentación. Deja evidencia de hallazgos, pruebas recopiladas, impactos identificados y recomendaciones.</w:t>
       </w:r>
     </w:p>
     <w:p>
@@ -16710,25 +15698,13 @@
         <w:rPr>
           <w:rStyle w:val="Ttulo5Car"/>
         </w:rPr>
-        <w:t>Plan de mejora</w:t>
-      </w:r>
-      <w:r>
-        <w:rPr>
-          <w:rStyle w:val="Ttulo5Car"/>
-        </w:rPr>
-        <w:t>.</w:t>
-      </w:r>
-      <w:r>
-        <w:rPr>
-          <w:lang w:val="es-419" w:eastAsia="es-CO"/>
-        </w:rPr>
-        <w:t xml:space="preserve"> </w:t>
-      </w:r>
-      <w:r>
-        <w:rPr>
-          <w:lang w:val="es-419" w:eastAsia="es-CO"/>
-        </w:rPr>
-        <w:t>Contribuye a reducir la recurrencia de fallas mediante acciones concretas y medibles. Se aplica después de la verificación o auditoría. Produce evidencia de acciones definidas, responsables asignados, fechas de ejecución y soportes de cierre.</w:t>
+        <w:t>Plan de mejora.</w:t>
+      </w:r>
+      <w:r>
+        <w:rPr>
+          <w:lang w:val="es-419" w:eastAsia="es-CO"/>
+        </w:rPr>
+        <w:t xml:space="preserve"> Contribuye a reducir la recurrencia de fallas mediante acciones concretas y medibles. Se aplica después de la verificación o auditoría. Produce evidencia de acciones definidas, responsables asignados, fechas de ejecución y soportes de cierre.</w:t>
       </w:r>
     </w:p>
     <w:p>
@@ -17395,13 +16371,7 @@
         <w:rPr>
           <w:lang w:val="es-419" w:eastAsia="es-CO"/>
         </w:rPr>
-        <w:t>Plan Mejora</w:t>
-      </w:r>
-      <w:r>
-        <w:rPr>
-          <w:lang w:val="es-419" w:eastAsia="es-CO"/>
-        </w:rPr>
-        <w:t>.</w:t>
+        <w:t>Plan Mejora.</w:t>
       </w:r>
     </w:p>
     <w:p>
@@ -26288,6 +25258,7 @@
   <w:style w:type="character" w:default="1" w:styleId="Fuentedeprrafopredeter">
     <w:name w:val="Default Paragraph Font"/>
     <w:uiPriority w:val="1"/>
+    <w:semiHidden/>
     <w:unhideWhenUsed/>
   </w:style>
   <w:style w:type="table" w:default="1" w:styleId="Tablanormal">
@@ -27463,6 +26434,19 @@
 </file>
 
 <file path=customXml/item1.xml><?xml version="1.0" encoding="utf-8"?>
+<?mso-contentType ?>
+<FormTemplates xmlns="http://schemas.microsoft.com/sharepoint/v3/contenttype/forms">
+  <Display>DocumentLibraryForm</Display>
+  <Edit>DocumentLibraryForm</Edit>
+  <New>DocumentLibraryForm</New>
+</FormTemplates>
+</file>
+
+<file path=customXml/item2.xml><?xml version="1.0" encoding="utf-8"?>
+<b:Sources xmlns:b="http://schemas.openxmlformats.org/officeDocument/2006/bibliography" xmlns="http://schemas.openxmlformats.org/officeDocument/2006/bibliography" SelectedStyle="\APASixthEditionOfficeOnline.xsl" StyleName="APA" Version="6"/>
+</file>
+
+<file path=customXml/item3.xml><?xml version="1.0" encoding="utf-8"?>
 <ct:contentTypeSchema xmlns:ct="http://schemas.microsoft.com/office/2006/metadata/contentType" xmlns:ma="http://schemas.microsoft.com/office/2006/metadata/properties/metaAttributes" ct:_="" ma:_="" ma:contentTypeName="Documento" ma:contentTypeID="0x0101006A81D6BD42E8DF4C91013959704817E1" ma:contentTypeVersion="15" ma:contentTypeDescription="Crear nuevo documento." ma:contentTypeScope="" ma:versionID="bf4f72ffd194f0963ff564daca6869f7">
   <xsd:schema xmlns:xsd="http://www.w3.org/2001/XMLSchema" xmlns:xs="http://www.w3.org/2001/XMLSchema" xmlns:p="http://schemas.microsoft.com/office/2006/metadata/properties" xmlns:ns2="13c90a0b-73bc-4dc0-be5f-28d77b615beb" xmlns:ns3="13c93bba-48ce-428c-bfe5-88b42c19b028" targetNamespace="http://schemas.microsoft.com/office/2006/metadata/properties" ma:root="true" ma:fieldsID="8718d6f4873a5b1392a45044efa78385" ns2:_="" ns3:_="">
     <xsd:import namespace="13c90a0b-73bc-4dc0-be5f-28d77b615beb"/>
@@ -27697,19 +26681,6 @@
 </ct:contentTypeSchema>
 </file>
 
-<file path=customXml/item2.xml><?xml version="1.0" encoding="utf-8"?>
-<b:Sources xmlns:b="http://schemas.openxmlformats.org/officeDocument/2006/bibliography" xmlns="http://schemas.openxmlformats.org/officeDocument/2006/bibliography" SelectedStyle="\APASixthEditionOfficeOnline.xsl" StyleName="APA" Version="6"/>
-</file>
-
-<file path=customXml/item3.xml><?xml version="1.0" encoding="utf-8"?>
-<?mso-contentType ?>
-<FormTemplates xmlns="http://schemas.microsoft.com/sharepoint/v3/contenttype/forms">
-  <Display>DocumentLibraryForm</Display>
-  <Edit>DocumentLibraryForm</Edit>
-  <New>DocumentLibraryForm</New>
-</FormTemplates>
-</file>
-
 <file path=customXml/item4.xml><?xml version="1.0" encoding="utf-8"?>
 <p:properties xmlns:p="http://schemas.microsoft.com/office/2006/metadata/properties" xmlns:xsi="http://www.w3.org/2001/XMLSchema-instance" xmlns:pc="http://schemas.microsoft.com/office/infopath/2007/PartnerControls">
   <documentManagement>
@@ -27722,7 +26693,11 @@
 </file>
 
 <file path=customXml/itemProps1.xml><?xml version="1.0" encoding="utf-8"?>
-<ds:datastoreItem xmlns:ds="http://schemas.openxmlformats.org/officeDocument/2006/customXml" ds:itemID="{650F5E90-5149-462F-B353-C929BB72004E}"/>
+<ds:datastoreItem xmlns:ds="http://schemas.openxmlformats.org/officeDocument/2006/customXml" ds:itemID="{10663269-2064-4804-8290-36D4A57F5557}">
+  <ds:schemaRefs>
+    <ds:schemaRef ds:uri="http://schemas.microsoft.com/sharepoint/v3/contenttype/forms"/>
+  </ds:schemaRefs>
+</ds:datastoreItem>
 </file>
 
 <file path=customXml/itemProps2.xml><?xml version="1.0" encoding="utf-8"?>
@@ -27734,9 +26709,20 @@
 </file>
 
 <file path=customXml/itemProps3.xml><?xml version="1.0" encoding="utf-8"?>
-<ds:datastoreItem xmlns:ds="http://schemas.openxmlformats.org/officeDocument/2006/customXml" ds:itemID="{10663269-2064-4804-8290-36D4A57F5557}">
+<ds:datastoreItem xmlns:ds="http://schemas.openxmlformats.org/officeDocument/2006/customXml" ds:itemID="{650F5E90-5149-462F-B353-C929BB72004E}">
   <ds:schemaRefs>
-    <ds:schemaRef ds:uri="http://schemas.microsoft.com/sharepoint/v3/contenttype/forms"/>
+    <ds:schemaRef ds:uri="http://schemas.microsoft.com/office/2006/metadata/contentType"/>
+    <ds:schemaRef ds:uri="http://schemas.microsoft.com/office/2006/metadata/properties/metaAttributes"/>
+    <ds:schemaRef ds:uri="http://www.w3.org/2001/XMLSchema"/>
+    <ds:schemaRef ds:uri="http://schemas.microsoft.com/office/2006/metadata/properties"/>
+    <ds:schemaRef ds:uri="13c90a0b-73bc-4dc0-be5f-28d77b615beb"/>
+    <ds:schemaRef ds:uri="13c93bba-48ce-428c-bfe5-88b42c19b028"/>
+    <ds:schemaRef ds:uri="http://schemas.microsoft.com/office/2006/documentManagement/types"/>
+    <ds:schemaRef ds:uri="http://schemas.microsoft.com/office/infopath/2007/PartnerControls"/>
+    <ds:schemaRef ds:uri="http://schemas.openxmlformats.org/package/2006/metadata/core-properties"/>
+    <ds:schemaRef ds:uri="http://purl.org/dc/elements/1.1/"/>
+    <ds:schemaRef ds:uri="http://purl.org/dc/terms/"/>
+    <ds:schemaRef ds:uri="http://schemas.microsoft.com/internal/obd"/>
   </ds:schemaRefs>
 </ds:datastoreItem>
 </file>
@@ -27746,8 +26732,8 @@
   <ds:schemaRefs>
     <ds:schemaRef ds:uri="http://schemas.microsoft.com/office/2006/metadata/properties"/>
     <ds:schemaRef ds:uri="http://schemas.microsoft.com/office/infopath/2007/PartnerControls"/>
-    <ds:schemaRef ds:uri="b250f519-6473-4480-8c44-6ee3a3a530c3"/>
-    <ds:schemaRef ds:uri="d174a4fb-80c2-4523-8d89-375030acacbf"/>
+    <ds:schemaRef ds:uri="13c90a0b-73bc-4dc0-be5f-28d77b615beb"/>
+    <ds:schemaRef ds:uri="13c93bba-48ce-428c-bfe5-88b42c19b028"/>
   </ds:schemaRefs>
 </ds:datastoreItem>
 </file>